--- a/Volume 1/Chapter 06 - RESTful APIs/SPA_Vol1_Ch6_Lesson6_1_What_Is_An_API.docx
+++ b/Volume 1/Chapter 06 - RESTful APIs/SPA_Vol1_Ch6_Lesson6_1_What_Is_An_API.docx
@@ -2023,7 +2023,7 @@
         <w:keepNext/>
       </w:pPr>
       <w:r>
-        <w:t>AA14E7E7BD2703694E0A6B6855AF3B8C406102AB1FC56AC905FE33619B31FAA5</w:t>
+        <w:t>DC1E4DE3E0EF3A18F3A5818FAB563EB3FA45D5D3BB1DB527A8D389077ED5EE6C</w:t>
       </w:r>
     </w:p>
     <w:p>
@@ -30807,31 +30807,31 @@
       </w:rPr>
     </w:lvl>
   </w:abstractNum>
-  <w:num w:numId="1" w16cid:durableId="1373770390">
+  <w:num w:numId="1" w16cid:durableId="1751271234">
     <w:abstractNumId w:val="8"/>
   </w:num>
-  <w:num w:numId="2" w16cid:durableId="1373073124">
+  <w:num w:numId="2" w16cid:durableId="1100829822">
     <w:abstractNumId w:val="6"/>
   </w:num>
-  <w:num w:numId="3" w16cid:durableId="625429168">
+  <w:num w:numId="3" w16cid:durableId="1862741421">
     <w:abstractNumId w:val="5"/>
   </w:num>
-  <w:num w:numId="4" w16cid:durableId="1733432538">
+  <w:num w:numId="4" w16cid:durableId="181164863">
     <w:abstractNumId w:val="4"/>
   </w:num>
-  <w:num w:numId="5" w16cid:durableId="1031996976">
+  <w:num w:numId="5" w16cid:durableId="1054547898">
     <w:abstractNumId w:val="7"/>
   </w:num>
-  <w:num w:numId="6" w16cid:durableId="1627806739">
+  <w:num w:numId="6" w16cid:durableId="250621829">
     <w:abstractNumId w:val="3"/>
   </w:num>
-  <w:num w:numId="7" w16cid:durableId="254556069">
+  <w:num w:numId="7" w16cid:durableId="1320621343">
     <w:abstractNumId w:val="2"/>
   </w:num>
-  <w:num w:numId="8" w16cid:durableId="1496072539">
+  <w:num w:numId="8" w16cid:durableId="1913617670">
     <w:abstractNumId w:val="1"/>
   </w:num>
-  <w:num w:numId="9" w16cid:durableId="1754007887">
+  <w:num w:numId="9" w16cid:durableId="601424602">
     <w:abstractNumId w:val="0"/>
   </w:num>
 </w:numbering>

--- a/Volume 1/Chapter 06 - RESTful APIs/SPA_Vol1_Ch6_Lesson6_1_What_Is_An_API.docx
+++ b/Volume 1/Chapter 06 - RESTful APIs/SPA_Vol1_Ch6_Lesson6_1_What_Is_An_API.docx
@@ -720,7 +720,47 @@
         <w:keepNext/>
       </w:pPr>
       <w:r>
-        <w:t xml:space="preserve">  sql/reset_contacts.sql</w:t>
+        <w:t xml:space="preserve">  sql/reset_contacts_c.sql</w:t>
+      </w:r>
+    </w:p>
+    <w:p>
+      <w:pPr>
+        <w:pStyle w:val="CommandBlock"/>
+      </w:pPr>
+      <w:r>
+        <w:t xml:space="preserve">  sql/reset_contacts_cpp.sql</w:t>
+      </w:r>
+    </w:p>
+    <w:p>
+      <w:pPr>
+        <w:pStyle w:val="CommandBlock"/>
+      </w:pPr>
+      <w:r>
+        <w:t xml:space="preserve">  sql/reset_contacts_csharp.sql</w:t>
+      </w:r>
+    </w:p>
+    <w:p>
+      <w:pPr>
+        <w:pStyle w:val="CommandBlock"/>
+      </w:pPr>
+      <w:r>
+        <w:t xml:space="preserve">  sql/reset_contacts_go.sql</w:t>
+      </w:r>
+    </w:p>
+    <w:p>
+      <w:pPr>
+        <w:pStyle w:val="CommandBlock"/>
+      </w:pPr>
+      <w:r>
+        <w:t xml:space="preserve">  sql/reset_contacts_python.sql</w:t>
+      </w:r>
+    </w:p>
+    <w:p>
+      <w:pPr>
+        <w:pStyle w:val="CommandBlock"/>
+      </w:pPr>
+      <w:r>
+        <w:t xml:space="preserve">  sql/reset_contacts_typescript.sql</w:t>
       </w:r>
     </w:p>
     <w:p>
@@ -1714,6 +1754,710 @@
         <w:pStyle w:val="Heading3"/>
       </w:pPr>
       <w:r>
+        <w:t>Windows PowerShell Project Files</w:t>
+      </w:r>
+    </w:p>
+    <w:p>
+      <w:pPr>
+        <w:keepNext/>
+      </w:pPr>
+      <w:r>
+        <w:t>Next, let the tools create each project's settings file, as in Lesson 6.0. Remember, dotnet new console -o makes a C# project in the folder -o names, and dotnet new web makes each server's web project, with --exclude-launch-settings as in Lesson 6.0; each starter Program.cs is replaced with this lesson's code in the C# section. Remember, dotnet add package writes the pinned PackageReference into the .csproj: MySqlConnector 2.6.2 for LocalCall. Remember, go mod init makes the .\go folder a module, and go get</w:t>
+      </w:r>
+      <w:r>
+        <w:t xml:space="preserve"> pins the MySQL driver at v1.10.1 in go.mod and go.sum. The go line shows your own Go version, and go get may mark the driver // indirect until the .go files that import it are saved; the build works either way.</w:t>
+      </w:r>
+    </w:p>
+    <w:p>
+      <w:pPr>
+        <w:keepNext/>
+      </w:pPr>
+    </w:p>
+    <w:p>
+      <w:pPr>
+        <w:pStyle w:val="CommandBlock"/>
+        <w:keepNext/>
+      </w:pPr>
+      <w:r>
+        <w:t>dotnet new console -o .\csharp\BasicLocal</w:t>
+      </w:r>
+    </w:p>
+    <w:p>
+      <w:pPr>
+        <w:pStyle w:val="CommandBlock"/>
+        <w:keepNext/>
+      </w:pPr>
+      <w:r>
+        <w:t>dotnet new web -o .\csharp\BasicServer --exclude-launch-settings</w:t>
+      </w:r>
+    </w:p>
+    <w:p>
+      <w:pPr>
+        <w:pStyle w:val="CommandBlock"/>
+        <w:keepNext/>
+      </w:pPr>
+      <w:r>
+        <w:t>dotnet new console -o .\csharp\BasicClient</w:t>
+      </w:r>
+    </w:p>
+    <w:p>
+      <w:pPr>
+        <w:pStyle w:val="CommandBlock"/>
+        <w:keepNext/>
+      </w:pPr>
+      <w:r>
+        <w:t>dotnet new console -o .\csharp\LocalCall</w:t>
+      </w:r>
+    </w:p>
+    <w:p>
+      <w:pPr>
+        <w:pStyle w:val="CommandBlock"/>
+        <w:keepNext/>
+      </w:pPr>
+      <w:r>
+        <w:t>dotnet new web -o .\csharp\Server --exclude-launch-settings</w:t>
+      </w:r>
+    </w:p>
+    <w:p>
+      <w:pPr>
+        <w:pStyle w:val="CommandBlock"/>
+        <w:keepNext/>
+      </w:pPr>
+      <w:r>
+        <w:t>dotnet new console -o .\csharp\Client</w:t>
+      </w:r>
+    </w:p>
+    <w:p>
+      <w:pPr>
+        <w:pStyle w:val="CommandBlock"/>
+        <w:keepNext/>
+      </w:pPr>
+      <w:r>
+        <w:t>dotnet add .\csharp\LocalCall package MySqlConnector --version 2.6.2</w:t>
+      </w:r>
+    </w:p>
+    <w:p>
+      <w:pPr>
+        <w:pStyle w:val="CommandBlock"/>
+        <w:keepNext/>
+      </w:pPr>
+      <w:r>
+        <w:t>go -C .\go mod init example.com/whatisanapi</w:t>
+      </w:r>
+    </w:p>
+    <w:p>
+      <w:pPr>
+        <w:pStyle w:val="CommandBlock"/>
+      </w:pPr>
+      <w:r>
+        <w:t>go -C .\go get github.com/go-sql-driver/mysql@v1.10.1</w:t>
+      </w:r>
+    </w:p>
+    <w:p>
+      <w:pPr>
+        <w:keepNext/>
+      </w:pPr>
+    </w:p>
+    <w:p>
+      <w:r>
+        <w:t>Three .csproj files need settings the templates do not write: each server's OutputType Exe and RunWorkingDirectory (Lesson 6.0), and BasicLocal's line that compiles LocalCall's Contacts.cs, beside its MySqlConnector reference. So type them over the ones dotnet new made. notepad .\csharp\BasicLocal\BasicLocal.csproj opens the file: press Ctrl+A, type the file below in place of its lines, save it with Ctrl+S, and close Notepad. Do the same for the two servers.</w:t>
+      </w:r>
+    </w:p>
+    <w:p>
+      <w:pPr>
+        <w:keepNext/>
+      </w:pPr>
+    </w:p>
+    <w:p>
+      <w:pPr>
+        <w:pStyle w:val="Heading3"/>
+      </w:pPr>
+      <w:r>
+        <w:t>csharp/BasicLocal/BasicLocal.csproj</w:t>
+      </w:r>
+    </w:p>
+    <w:p>
+      <w:pPr>
+        <w:pStyle w:val="SourceCode"/>
+        <w:keepNext/>
+      </w:pPr>
+      <w:r>
+        <w:t>&lt;Project Sdk="Microsoft.NET.Sdk"&gt;</w:t>
+      </w:r>
+    </w:p>
+    <w:p>
+      <w:pPr>
+        <w:pStyle w:val="SourceCode"/>
+        <w:keepNext/>
+      </w:pPr>
+      <w:r>
+        <w:t xml:space="preserve">  &lt;PropertyGroup&gt;</w:t>
+      </w:r>
+    </w:p>
+    <w:p>
+      <w:pPr>
+        <w:pStyle w:val="SourceCode"/>
+        <w:keepNext/>
+      </w:pPr>
+      <w:r>
+        <w:t xml:space="preserve">    &lt;OutputType&gt;Exe&lt;/OutputType&gt;</w:t>
+      </w:r>
+    </w:p>
+    <w:p>
+      <w:pPr>
+        <w:pStyle w:val="SourceCode"/>
+        <w:keepNext/>
+      </w:pPr>
+      <w:r>
+        <w:t xml:space="preserve">    &lt;TargetFramework&gt;net10.0&lt;/TargetFramework&gt;</w:t>
+      </w:r>
+    </w:p>
+    <w:p>
+      <w:pPr>
+        <w:pStyle w:val="SourceCode"/>
+        <w:keepNext/>
+      </w:pPr>
+      <w:r>
+        <w:t xml:space="preserve">    &lt;ImplicitUsings&gt;enable&lt;/ImplicitUsings&gt;</w:t>
+      </w:r>
+    </w:p>
+    <w:p>
+      <w:pPr>
+        <w:pStyle w:val="SourceCode"/>
+        <w:keepNext/>
+      </w:pPr>
+      <w:r>
+        <w:t xml:space="preserve">    &lt;Nullable&gt;enable&lt;/Nullable&gt;</w:t>
+      </w:r>
+    </w:p>
+    <w:p>
+      <w:pPr>
+        <w:pStyle w:val="SourceCode"/>
+        <w:keepNext/>
+      </w:pPr>
+      <w:r>
+        <w:t xml:space="preserve">  &lt;/PropertyGroup&gt;</w:t>
+      </w:r>
+    </w:p>
+    <w:p>
+      <w:pPr>
+        <w:pStyle w:val="SourceCode"/>
+        <w:keepNext/>
+      </w:pPr>
+      <w:r>
+        <w:t xml:space="preserve">  &lt;ItemGroup&gt;</w:t>
+      </w:r>
+    </w:p>
+    <w:p>
+      <w:pPr>
+        <w:pStyle w:val="SourceCode"/>
+        <w:keepNext/>
+      </w:pPr>
+      <w:r>
+        <w:t xml:space="preserve">    &lt;PackageReference Include="MySqlConnector" Version="2.6.2" /&gt;</w:t>
+      </w:r>
+    </w:p>
+    <w:p>
+      <w:pPr>
+        <w:pStyle w:val="SourceCode"/>
+        <w:keepNext/>
+      </w:pPr>
+      <w:r>
+        <w:t xml:space="preserve">    &lt;Compile Include="..\LocalCall\Contacts.cs" /&gt;</w:t>
+      </w:r>
+    </w:p>
+    <w:p>
+      <w:pPr>
+        <w:pStyle w:val="SourceCode"/>
+        <w:keepNext/>
+      </w:pPr>
+      <w:r>
+        <w:t xml:space="preserve">  &lt;/ItemGroup&gt;</w:t>
+      </w:r>
+    </w:p>
+    <w:p>
+      <w:pPr>
+        <w:pStyle w:val="SourceCode"/>
+      </w:pPr>
+      <w:r>
+        <w:t>&lt;/Project&gt;</w:t>
+      </w:r>
+    </w:p>
+    <w:p>
+      <w:pPr>
+        <w:keepNext/>
+      </w:pPr>
+    </w:p>
+    <w:p>
+      <w:pPr>
+        <w:pStyle w:val="Heading3"/>
+      </w:pPr>
+      <w:r>
+        <w:t>csharp/BasicServer/BasicServer.csproj</w:t>
+      </w:r>
+    </w:p>
+    <w:p>
+      <w:pPr>
+        <w:pStyle w:val="SourceCode"/>
+        <w:keepNext/>
+      </w:pPr>
+      <w:r>
+        <w:t>&lt;Project Sdk="Microsoft.NET.Sdk.Web"&gt;</w:t>
+      </w:r>
+    </w:p>
+    <w:p>
+      <w:pPr>
+        <w:pStyle w:val="SourceCode"/>
+        <w:keepNext/>
+      </w:pPr>
+      <w:r>
+        <w:t xml:space="preserve">  &lt;PropertyGroup&gt;</w:t>
+      </w:r>
+    </w:p>
+    <w:p>
+      <w:pPr>
+        <w:pStyle w:val="SourceCode"/>
+        <w:keepNext/>
+      </w:pPr>
+      <w:r>
+        <w:t xml:space="preserve">    &lt;OutputType&gt;Exe&lt;/OutputType&gt;</w:t>
+      </w:r>
+    </w:p>
+    <w:p>
+      <w:pPr>
+        <w:pStyle w:val="SourceCode"/>
+        <w:keepNext/>
+      </w:pPr>
+      <w:r>
+        <w:t xml:space="preserve">    &lt;TargetFramework&gt;net10.0&lt;/TargetFramework&gt;</w:t>
+      </w:r>
+    </w:p>
+    <w:p>
+      <w:pPr>
+        <w:pStyle w:val="SourceCode"/>
+        <w:keepNext/>
+      </w:pPr>
+      <w:r>
+        <w:t xml:space="preserve">    &lt;ImplicitUsings&gt;enable&lt;/ImplicitUsings&gt;</w:t>
+      </w:r>
+    </w:p>
+    <w:p>
+      <w:pPr>
+        <w:pStyle w:val="SourceCode"/>
+        <w:keepNext/>
+      </w:pPr>
+      <w:r>
+        <w:t xml:space="preserve">    &lt;Nullable&gt;enable&lt;/Nullable&gt;</w:t>
+      </w:r>
+    </w:p>
+    <w:p>
+      <w:pPr>
+        <w:pStyle w:val="SourceCode"/>
+        <w:keepNext/>
+      </w:pPr>
+      <w:r>
+        <w:t xml:space="preserve">    &lt;RunWorkingDirectory&gt;$(MSBuildStartupDirectory)&lt;/RunWorkingDirectory&gt;</w:t>
+      </w:r>
+    </w:p>
+    <w:p>
+      <w:pPr>
+        <w:pStyle w:val="SourceCode"/>
+        <w:keepNext/>
+      </w:pPr>
+      <w:r>
+        <w:t xml:space="preserve">  &lt;/PropertyGroup&gt;</w:t>
+      </w:r>
+    </w:p>
+    <w:p>
+      <w:pPr>
+        <w:pStyle w:val="SourceCode"/>
+      </w:pPr>
+      <w:r>
+        <w:t>&lt;/Project&gt;</w:t>
+      </w:r>
+    </w:p>
+    <w:p>
+      <w:pPr>
+        <w:keepNext/>
+      </w:pPr>
+    </w:p>
+    <w:p>
+      <w:pPr>
+        <w:pStyle w:val="Heading3"/>
+      </w:pPr>
+      <w:r>
+        <w:t>csharp/Server/Server.csproj</w:t>
+      </w:r>
+    </w:p>
+    <w:p>
+      <w:pPr>
+        <w:pStyle w:val="SourceCode"/>
+        <w:keepNext/>
+      </w:pPr>
+      <w:r>
+        <w:t>&lt;Project Sdk="Microsoft.NET.Sdk.Web"&gt;</w:t>
+      </w:r>
+    </w:p>
+    <w:p>
+      <w:pPr>
+        <w:pStyle w:val="SourceCode"/>
+        <w:keepNext/>
+      </w:pPr>
+      <w:r>
+        <w:t xml:space="preserve">  &lt;PropertyGroup&gt;</w:t>
+      </w:r>
+    </w:p>
+    <w:p>
+      <w:pPr>
+        <w:pStyle w:val="SourceCode"/>
+        <w:keepNext/>
+      </w:pPr>
+      <w:r>
+        <w:t xml:space="preserve">    &lt;OutputType&gt;Exe&lt;/OutputType&gt;</w:t>
+      </w:r>
+    </w:p>
+    <w:p>
+      <w:pPr>
+        <w:pStyle w:val="SourceCode"/>
+        <w:keepNext/>
+      </w:pPr>
+      <w:r>
+        <w:t xml:space="preserve">    &lt;TargetFramework&gt;net10.0&lt;/TargetFramework&gt;</w:t>
+      </w:r>
+    </w:p>
+    <w:p>
+      <w:pPr>
+        <w:pStyle w:val="SourceCode"/>
+        <w:keepNext/>
+      </w:pPr>
+      <w:r>
+        <w:t xml:space="preserve">    &lt;ImplicitUsings&gt;enable&lt;/ImplicitUsings&gt;</w:t>
+      </w:r>
+    </w:p>
+    <w:p>
+      <w:pPr>
+        <w:pStyle w:val="SourceCode"/>
+        <w:keepNext/>
+      </w:pPr>
+      <w:r>
+        <w:t xml:space="preserve">    &lt;Nullable&gt;enable&lt;/Nullable&gt;</w:t>
+      </w:r>
+    </w:p>
+    <w:p>
+      <w:pPr>
+        <w:pStyle w:val="SourceCode"/>
+        <w:keepNext/>
+      </w:pPr>
+      <w:r>
+        <w:t xml:space="preserve">    &lt;RunWorkingDirectory&gt;$(MSBuildStartupDirectory)&lt;/RunWorkingDirectory&gt;</w:t>
+      </w:r>
+    </w:p>
+    <w:p>
+      <w:pPr>
+        <w:pStyle w:val="SourceCode"/>
+        <w:keepNext/>
+      </w:pPr>
+      <w:r>
+        <w:t xml:space="preserve">  &lt;/PropertyGroup&gt;</w:t>
+      </w:r>
+    </w:p>
+    <w:p>
+      <w:pPr>
+        <w:pStyle w:val="SourceCode"/>
+      </w:pPr>
+      <w:r>
+        <w:t>&lt;/Project&gt;</w:t>
+      </w:r>
+    </w:p>
+    <w:p>
+      <w:pPr>
+        <w:keepNext/>
+      </w:pPr>
+    </w:p>
+    <w:p>
+      <w:pPr>
+        <w:keepNext/>
+      </w:pPr>
+      <w:r>
+        <w:t>Remember, npm init -y, npm pkg, then npm install; the first npm install line pins mysql2 3.24.5 and undici 8.11.2 under dependencies.</w:t>
+      </w:r>
+    </w:p>
+    <w:p>
+      <w:pPr>
+        <w:keepNext/>
+      </w:pPr>
+    </w:p>
+    <w:p>
+      <w:pPr>
+        <w:pStyle w:val="CommandBlock"/>
+        <w:keepNext/>
+      </w:pPr>
+      <w:r>
+        <w:t>Push-Location .\typescript</w:t>
+      </w:r>
+    </w:p>
+    <w:p>
+      <w:pPr>
+        <w:pStyle w:val="CommandBlock"/>
+        <w:keepNext/>
+      </w:pPr>
+      <w:r>
+        <w:t>npm init -y</w:t>
+      </w:r>
+    </w:p>
+    <w:p>
+      <w:pPr>
+        <w:pStyle w:val="CommandBlock"/>
+        <w:keepNext/>
+      </w:pPr>
+      <w:r>
+        <w:t>npm pkg set name=what-is-an-api-typescript type=module</w:t>
+      </w:r>
+    </w:p>
+    <w:p>
+      <w:pPr>
+        <w:pStyle w:val="CommandBlock"/>
+        <w:keepNext/>
+      </w:pPr>
+      <w:r>
+        <w:t>npm pkg set private=true --json</w:t>
+      </w:r>
+    </w:p>
+    <w:p>
+      <w:pPr>
+        <w:pStyle w:val="CommandBlock"/>
+        <w:keepNext/>
+      </w:pPr>
+      <w:r>
+        <w:t>npm pkg set "scripts.check=tsc --noEmit" "scripts.build=tsc --noEmitOnError"</w:t>
+      </w:r>
+    </w:p>
+    <w:p>
+      <w:pPr>
+        <w:pStyle w:val="CommandBlock"/>
+        <w:keepNext/>
+      </w:pPr>
+      <w:r>
+        <w:t>npm pkg delete version description main keywords author license scripts.test</w:t>
+      </w:r>
+    </w:p>
+    <w:p>
+      <w:pPr>
+        <w:pStyle w:val="CommandBlock"/>
+        <w:keepNext/>
+      </w:pPr>
+      <w:r>
+        <w:t>npm install --save-exact mysql2@3.24.5 undici@8.11.2 `</w:t>
+      </w:r>
+    </w:p>
+    <w:p>
+      <w:pPr>
+        <w:pStyle w:val="CommandBlock"/>
+        <w:keepNext/>
+      </w:pPr>
+      <w:r>
+        <w:t xml:space="preserve">    --ignore-scripts --no-audit --no-fund</w:t>
+      </w:r>
+    </w:p>
+    <w:p>
+      <w:pPr>
+        <w:pStyle w:val="CommandBlock"/>
+        <w:keepNext/>
+      </w:pPr>
+      <w:r>
+        <w:t>npm install --save-dev --save-exact typescript@7.0.2 @types/node@24.13.5 `</w:t>
+      </w:r>
+    </w:p>
+    <w:p>
+      <w:pPr>
+        <w:pStyle w:val="CommandBlock"/>
+        <w:keepNext/>
+      </w:pPr>
+      <w:r>
+        <w:t xml:space="preserve">    --ignore-scripts --no-audit --no-fund</w:t>
+      </w:r>
+    </w:p>
+    <w:p>
+      <w:pPr>
+        <w:pStyle w:val="CommandBlock"/>
+      </w:pPr>
+      <w:r>
+        <w:t>Pop-Location</w:t>
+      </w:r>
+    </w:p>
+    <w:p>
+      <w:pPr>
+        <w:keepNext/>
+      </w:pPr>
+    </w:p>
+    <w:p>
+      <w:r>
+        <w:t>Then type the TypeScript compiler settings. As in Chapter 1, notepad .\typescript\tsconfig.json creates and opens the file: choose Yes, type the file, save it with Ctrl+S, and close Notepad.</w:t>
+      </w:r>
+    </w:p>
+    <w:p>
+      <w:pPr>
+        <w:keepNext/>
+      </w:pPr>
+    </w:p>
+    <w:p>
+      <w:pPr>
+        <w:pStyle w:val="Heading3"/>
+      </w:pPr>
+      <w:r>
+        <w:t>typescript/tsconfig.json</w:t>
+      </w:r>
+    </w:p>
+    <w:p>
+      <w:pPr>
+        <w:pStyle w:val="SourceCode"/>
+        <w:keepNext/>
+      </w:pPr>
+      <w:r>
+        <w:t>{</w:t>
+      </w:r>
+    </w:p>
+    <w:p>
+      <w:pPr>
+        <w:pStyle w:val="SourceCode"/>
+        <w:keepNext/>
+      </w:pPr>
+      <w:r>
+        <w:t xml:space="preserve">  "compilerOptions": {</w:t>
+      </w:r>
+    </w:p>
+    <w:p>
+      <w:pPr>
+        <w:pStyle w:val="SourceCode"/>
+      </w:pPr>
+      <w:r>
+        <w:t xml:space="preserve">    "target": "ES2022",</w:t>
+      </w:r>
+    </w:p>
+    <w:p>
+      <w:pPr>
+        <w:pStyle w:val="SourceCode"/>
+      </w:pPr>
+      <w:r>
+        <w:t xml:space="preserve">    "module": "NodeNext",</w:t>
+      </w:r>
+    </w:p>
+    <w:p>
+      <w:pPr>
+        <w:pStyle w:val="SourceCode"/>
+      </w:pPr>
+      <w:r>
+        <w:t xml:space="preserve">    "moduleResolution": "NodeNext",</w:t>
+      </w:r>
+    </w:p>
+    <w:p>
+      <w:pPr>
+        <w:pStyle w:val="SourceCode"/>
+      </w:pPr>
+      <w:r>
+        <w:t xml:space="preserve">    "rootDir": "src",</w:t>
+      </w:r>
+    </w:p>
+    <w:p>
+      <w:pPr>
+        <w:pStyle w:val="SourceCode"/>
+      </w:pPr>
+      <w:r>
+        <w:t xml:space="preserve">    "outDir": "dist",</w:t>
+      </w:r>
+    </w:p>
+    <w:p>
+      <w:pPr>
+        <w:pStyle w:val="SourceCode"/>
+      </w:pPr>
+      <w:r>
+        <w:t xml:space="preserve">    "strict": true,</w:t>
+      </w:r>
+    </w:p>
+    <w:p>
+      <w:pPr>
+        <w:pStyle w:val="SourceCode"/>
+      </w:pPr>
+      <w:r>
+        <w:t xml:space="preserve">    "types": [</w:t>
+      </w:r>
+    </w:p>
+    <w:p>
+      <w:pPr>
+        <w:pStyle w:val="SourceCode"/>
+      </w:pPr>
+      <w:r>
+        <w:t xml:space="preserve">      "node"</w:t>
+      </w:r>
+    </w:p>
+    <w:p>
+      <w:pPr>
+        <w:pStyle w:val="SourceCode"/>
+      </w:pPr>
+      <w:r>
+        <w:t xml:space="preserve">    ],</w:t>
+      </w:r>
+    </w:p>
+    <w:p>
+      <w:pPr>
+        <w:pStyle w:val="SourceCode"/>
+      </w:pPr>
+      <w:r>
+        <w:t xml:space="preserve">    "moduleDetection": "force"</w:t>
+      </w:r>
+    </w:p>
+    <w:p>
+      <w:pPr>
+        <w:pStyle w:val="SourceCode"/>
+      </w:pPr>
+      <w:r>
+        <w:t xml:space="preserve">  },</w:t>
+      </w:r>
+    </w:p>
+    <w:p>
+      <w:pPr>
+        <w:pStyle w:val="SourceCode"/>
+      </w:pPr>
+      <w:r>
+        <w:t xml:space="preserve">  "include": [</w:t>
+      </w:r>
+    </w:p>
+    <w:p>
+      <w:pPr>
+        <w:pStyle w:val="SourceCode"/>
+        <w:keepNext/>
+      </w:pPr>
+      <w:r>
+        <w:t xml:space="preserve">    "src/**/*.ts"</w:t>
+      </w:r>
+    </w:p>
+    <w:p>
+      <w:pPr>
+        <w:pStyle w:val="SourceCode"/>
+        <w:keepNext/>
+      </w:pPr>
+      <w:r>
+        <w:t xml:space="preserve">  ]</w:t>
+      </w:r>
+    </w:p>
+    <w:p>
+      <w:pPr>
+        <w:pStyle w:val="SourceCode"/>
+      </w:pPr>
+      <w:r>
+        <w:t>}</w:t>
+      </w:r>
+    </w:p>
+    <w:p>
+      <w:pPr>
+        <w:keepNext/>
+      </w:pPr>
+    </w:p>
+    <w:p>
+      <w:pPr>
+        <w:pStyle w:val="Heading3"/>
+      </w:pPr>
+      <w:r>
         <w:t>Linux or macOS Project Setup</w:t>
       </w:r>
     </w:p>
@@ -1884,8 +2628,190 @@
       </w:pPr>
     </w:p>
     <w:p>
-      <w:r>
-        <w:t>Save each source and supporting file from this lesson into the matching path in the project layout. As in Chapter 1, notepad .\c\basic_local.c creates and opens one: choose Yes, type the file, save it with Ctrl+S, and close Notepad (nano ./c/basic_local.c on Linux, then Ctrl+O, Enter, and Ctrl+X).</w:t>
+      <w:pPr>
+        <w:keepNext/>
+      </w:pPr>
+      <w:r>
+        <w:t>Then create the C#, Go, and TypeScript project files with the same commands as on Windows; cd moves into ./typescript for the npm lines, and cd .. moves back.</w:t>
+      </w:r>
+    </w:p>
+    <w:p>
+      <w:pPr>
+        <w:keepNext/>
+      </w:pPr>
+    </w:p>
+    <w:p>
+      <w:pPr>
+        <w:pStyle w:val="CommandBlock"/>
+        <w:keepNext/>
+      </w:pPr>
+      <w:r>
+        <w:t>dotnet new console -o ./csharp/BasicLocal</w:t>
+      </w:r>
+    </w:p>
+    <w:p>
+      <w:pPr>
+        <w:pStyle w:val="CommandBlock"/>
+        <w:keepNext/>
+      </w:pPr>
+      <w:r>
+        <w:t>dotnet new web -o ./csharp/BasicServer --exclude-launch-settings</w:t>
+      </w:r>
+    </w:p>
+    <w:p>
+      <w:pPr>
+        <w:pStyle w:val="CommandBlock"/>
+      </w:pPr>
+      <w:r>
+        <w:t>dotnet new console -o ./csharp/BasicClient</w:t>
+      </w:r>
+    </w:p>
+    <w:p>
+      <w:pPr>
+        <w:pStyle w:val="CommandBlock"/>
+      </w:pPr>
+      <w:r>
+        <w:t>dotnet new console -o ./csharp/LocalCall</w:t>
+      </w:r>
+    </w:p>
+    <w:p>
+      <w:pPr>
+        <w:pStyle w:val="CommandBlock"/>
+      </w:pPr>
+      <w:r>
+        <w:t>dotnet new web -o ./csharp/Server --exclude-launch-settings</w:t>
+      </w:r>
+    </w:p>
+    <w:p>
+      <w:pPr>
+        <w:pStyle w:val="CommandBlock"/>
+      </w:pPr>
+      <w:r>
+        <w:t>dotnet new console -o ./csharp/Client</w:t>
+      </w:r>
+    </w:p>
+    <w:p>
+      <w:pPr>
+        <w:pStyle w:val="CommandBlock"/>
+      </w:pPr>
+      <w:r>
+        <w:t>dotnet add ./csharp/LocalCall package MySqlConnector --version 2.6.2</w:t>
+      </w:r>
+    </w:p>
+    <w:p>
+      <w:pPr>
+        <w:pStyle w:val="CommandBlock"/>
+      </w:pPr>
+      <w:r>
+        <w:t>go -C ./go mod init example.com/whatisanapi</w:t>
+      </w:r>
+    </w:p>
+    <w:p>
+      <w:pPr>
+        <w:pStyle w:val="CommandBlock"/>
+      </w:pPr>
+      <w:r>
+        <w:t>go -C ./go get github.com/go-sql-driver/mysql@v1.10.1</w:t>
+      </w:r>
+    </w:p>
+    <w:p>
+      <w:pPr>
+        <w:pStyle w:val="CommandBlock"/>
+      </w:pPr>
+      <w:r>
+        <w:t>cd ./typescript</w:t>
+      </w:r>
+    </w:p>
+    <w:p>
+      <w:pPr>
+        <w:pStyle w:val="CommandBlock"/>
+      </w:pPr>
+      <w:r>
+        <w:t>npm init -y</w:t>
+      </w:r>
+    </w:p>
+    <w:p>
+      <w:pPr>
+        <w:pStyle w:val="CommandBlock"/>
+      </w:pPr>
+      <w:r>
+        <w:t>npm pkg set name=what-is-an-api-typescript type=module</w:t>
+      </w:r>
+    </w:p>
+    <w:p>
+      <w:pPr>
+        <w:pStyle w:val="CommandBlock"/>
+      </w:pPr>
+      <w:r>
+        <w:t>npm pkg set private=true --json</w:t>
+      </w:r>
+    </w:p>
+    <w:p>
+      <w:pPr>
+        <w:pStyle w:val="CommandBlock"/>
+      </w:pPr>
+      <w:r>
+        <w:t>npm pkg set "scripts.check=tsc --noEmit" "scripts.build=tsc --noEmitOnError"</w:t>
+      </w:r>
+    </w:p>
+    <w:p>
+      <w:pPr>
+        <w:pStyle w:val="CommandBlock"/>
+      </w:pPr>
+      <w:r>
+        <w:t>npm pkg delete version description main keywords author license scripts.test</w:t>
+      </w:r>
+    </w:p>
+    <w:p>
+      <w:pPr>
+        <w:pStyle w:val="CommandBlock"/>
+      </w:pPr>
+      <w:r>
+        <w:t>npm install --save-exact mysql2@3.24.5 undici@8.11.2 \</w:t>
+      </w:r>
+    </w:p>
+    <w:p>
+      <w:pPr>
+        <w:pStyle w:val="CommandBlock"/>
+      </w:pPr>
+      <w:r>
+        <w:t xml:space="preserve">    --ignore-scripts --no-audit --no-fund</w:t>
+      </w:r>
+    </w:p>
+    <w:p>
+      <w:pPr>
+        <w:pStyle w:val="CommandBlock"/>
+        <w:keepNext/>
+      </w:pPr>
+      <w:r>
+        <w:t>npm install --save-dev --save-exact typescript@7.0.2 @types/node@24.13.5 \</w:t>
+      </w:r>
+    </w:p>
+    <w:p>
+      <w:pPr>
+        <w:pStyle w:val="CommandBlock"/>
+        <w:keepNext/>
+      </w:pPr>
+      <w:r>
+        <w:t xml:space="preserve">    --ignore-scripts --no-audit --no-fund</w:t>
+      </w:r>
+    </w:p>
+    <w:p>
+      <w:pPr>
+        <w:pStyle w:val="CommandBlock"/>
+      </w:pPr>
+      <w:r>
+        <w:t>cd ..</w:t>
+      </w:r>
+    </w:p>
+    <w:p>
+      <w:pPr>
+        <w:keepNext/>
+      </w:pPr>
+    </w:p>
+    <w:p>
+      <w:r>
+        <w:t>Type the three .csproj files and typescript/tsconfig.json exactly as shown in the Windows setup. You save each source file in its language's section below, as each is shown. As in Chapter 1, notepad .\c\basic_local.c creates and opens one: choose Yes, type the file, save it with Ctrl+S, and close Notepad (nano ./c/basic_local.c on Linux, then Ctrl+O, Enter, and Ctrl+X).</w:t>
       </w:r>
     </w:p>
     <w:p>
@@ -2072,7 +2998,7 @@
     </w:p>
     <w:p>
       <w:r>
-        <w:t>These are Lesson 4.0's step 7 commands, for this lesson's local calls. Remember, each connector is installed into the lesson folder only, at the version its project file or command pins: npm installs mysql2 beside undici, pip installs the Python connector into .\python\.venv, go mod tidy downloads the Go driver, and dotnet restore downloads MySqlConnector.</w:t>
+        <w:t>These are Lesson 4.0's step 7 commands, for this lesson's local calls. Remember, each connector is installed into the lesson folder only, at the version its project file or command pins: npm and go get already installed mysql2 and the Go driver in step 1, pip installs the Python connector into .\python\.venv, and dotnet restore downloads MySqlConnector.</w:t>
       </w:r>
     </w:p>
     <w:p>
@@ -2094,15 +3020,6 @@
         <w:keepNext/>
       </w:pPr>
       <w:r>
-        <w:t>npm --prefix .\typescript install --ignore-scripts --no-audit --no-fund</w:t>
-      </w:r>
-    </w:p>
-    <w:p>
-      <w:pPr>
-        <w:pStyle w:val="CommandBlock"/>
-        <w:keepNext/>
-      </w:pPr>
-      <w:r>
         <w:t>py -m venv .\python\.venv</w:t>
       </w:r>
     </w:p>
@@ -2121,15 +3038,6 @@
         <w:keepNext/>
       </w:pPr>
       <w:r>
-        <w:t>go -C .\go mod tidy</w:t>
-      </w:r>
-    </w:p>
-    <w:p>
-      <w:pPr>
-        <w:pStyle w:val="CommandBlock"/>
-        <w:keepNext/>
-      </w:pPr>
-      <w:r>
         <w:t>dotnet restore .\csharp\BasicLocal</w:t>
       </w:r>
     </w:p>
@@ -2346,15 +3254,6 @@
         <w:keepNext/>
       </w:pPr>
       <w:r>
-        <w:t>npm --prefix ./typescript install --ignore-scripts --no-audit --no-fund</w:t>
-      </w:r>
-    </w:p>
-    <w:p>
-      <w:pPr>
-        <w:pStyle w:val="CommandBlock"/>
-        <w:keepNext/>
-      </w:pPr>
-      <w:r>
         <w:t>python3 -m venv ./python/.venv</w:t>
       </w:r>
     </w:p>
@@ -2373,15 +3272,6 @@
         <w:keepNext/>
       </w:pPr>
       <w:r>
-        <w:t>go -C ./go mod tidy</w:t>
-      </w:r>
-    </w:p>
-    <w:p>
-      <w:pPr>
-        <w:pStyle w:val="CommandBlock"/>
-        <w:keepNext/>
-      </w:pPr>
-      <w:r>
         <w:t>dotnet restore ./csharp/BasicLocal</w:t>
       </w:r>
     </w:p>
@@ -2413,7 +3303,10 @@
     </w:p>
     <w:p>
       <w:r>
-        <w:t>The local calls read spa_contacts, so the screens match this lesson's only when the table holds the known rows. The file below is Chapter 5's reset: it drops the lesson tables and creates the contacts table with Lesson 4.6's three contacts. The local calls only read, so one reset is enough for the whole lesson.</w:t>
+        <w:t>The local calls read spa_contacts, so the screens match this lesson's only when the table holds the known rows. The files below are Chapter 5's reset: Remember, each language keeps its own table, so there is one reset file per language: reset_contacts_c.sql resets contacts_c, the C programs' table, and the six files differ only in the language's name. Each drops its language's lesson tables and creates its contacts table again with Lesson 4.6's three contacts. The local calls only read, so one reset is enou</w:t>
+      </w:r>
+      <w:r>
+        <w:t>gh for the whole lesson.</w:t>
       </w:r>
     </w:p>
     <w:p>
@@ -2426,33 +3319,569 @@
         <w:pStyle w:val="Heading3"/>
       </w:pPr>
       <w:r>
-        <w:t>sql/reset_contacts.sql</w:t>
-      </w:r>
-    </w:p>
-    <w:p>
-      <w:pPr>
-        <w:pStyle w:val="SourceCode"/>
-        <w:keepNext/>
-      </w:pPr>
-      <w:r>
-        <w:t>-- The Chapter 5 known contacts, for Chapter 6. This file resets the</w:t>
-      </w:r>
-    </w:p>
-    <w:p>
-      <w:pPr>
-        <w:pStyle w:val="SourceCode"/>
-        <w:keepNext/>
-      </w:pPr>
-      <w:r>
-        <w:t>-- lesson tables: it drops them, with any rows earlier lessons or your own</w:t>
-      </w:r>
-    </w:p>
-    <w:p>
-      <w:pPr>
-        <w:pStyle w:val="SourceCode"/>
-      </w:pPr>
-      <w:r>
-        <w:t>-- experiments left in them, and builds the Chapter 5 contacts table again</w:t>
+        <w:t>sql/reset_contacts_c.sql</w:t>
+      </w:r>
+    </w:p>
+    <w:p>
+      <w:pPr>
+        <w:pStyle w:val="SourceCode"/>
+        <w:keepNext/>
+      </w:pPr>
+      <w:r>
+        <w:t>-- The Chapter 5 known contacts for C, for Chapter 6. This file resets the C</w:t>
+      </w:r>
+    </w:p>
+    <w:p>
+      <w:pPr>
+        <w:pStyle w:val="SourceCode"/>
+        <w:keepNext/>
+      </w:pPr>
+      <w:r>
+        <w:t>-- programs' own table, contacts_c: it drops it, with any rows earlier</w:t>
+      </w:r>
+    </w:p>
+    <w:p>
+      <w:pPr>
+        <w:pStyle w:val="SourceCode"/>
+      </w:pPr>
+      <w:r>
+        <w:t>-- lessons or your own experiments left in it, and builds it again with</w:t>
+      </w:r>
+    </w:p>
+    <w:p>
+      <w:pPr>
+        <w:pStyle w:val="SourceCode"/>
+      </w:pPr>
+      <w:r>
+        <w:t>-- three known rows.</w:t>
+      </w:r>
+    </w:p>
+    <w:p>
+      <w:pPr>
+        <w:pStyle w:val="SourceCode"/>
+      </w:pPr>
+    </w:p>
+    <w:p>
+      <w:pPr>
+        <w:pStyle w:val="SourceCode"/>
+      </w:pPr>
+      <w:r>
+        <w:t>-- Remove the old tables (Lesson 4.4). contacts_c goes first, because in</w:t>
+      </w:r>
+    </w:p>
+    <w:p>
+      <w:pPr>
+        <w:pStyle w:val="SourceCode"/>
+      </w:pPr>
+      <w:r>
+        <w:t>-- Lessons 4.11 to 4.14 it pointed at contact_groups_c; Chapter 5 has no</w:t>
+      </w:r>
+    </w:p>
+    <w:p>
+      <w:pPr>
+        <w:pStyle w:val="SourceCode"/>
+      </w:pPr>
+      <w:r>
+        <w:t>-- groups, so contact_groups_c goes too. contacts_c_old is the name Lesson</w:t>
+      </w:r>
+    </w:p>
+    <w:p>
+      <w:pPr>
+        <w:pStyle w:val="SourceCode"/>
+      </w:pPr>
+      <w:r>
+        <w:t>-- 5.9's Troubleshooting Run gives contacts_c, in case a run stopped before</w:t>
+      </w:r>
+    </w:p>
+    <w:p>
+      <w:pPr>
+        <w:pStyle w:val="SourceCode"/>
+      </w:pPr>
+      <w:r>
+        <w:t>-- its Repair Run renamed it back. IF EXISTS skips a missing table.</w:t>
+      </w:r>
+    </w:p>
+    <w:p>
+      <w:pPr>
+        <w:pStyle w:val="SourceCode"/>
+      </w:pPr>
+      <w:r>
+        <w:t>DROP TABLE IF EXISTS contacts_c;</w:t>
+      </w:r>
+    </w:p>
+    <w:p>
+      <w:pPr>
+        <w:pStyle w:val="SourceCode"/>
+      </w:pPr>
+      <w:r>
+        <w:t>DROP TABLE IF EXISTS contact_groups_c;</w:t>
+      </w:r>
+    </w:p>
+    <w:p>
+      <w:pPr>
+        <w:pStyle w:val="SourceCode"/>
+      </w:pPr>
+      <w:r>
+        <w:t>DROP TABLE IF EXISTS contacts_c_old;</w:t>
+      </w:r>
+    </w:p>
+    <w:p>
+      <w:pPr>
+        <w:pStyle w:val="SourceCode"/>
+      </w:pPr>
+    </w:p>
+    <w:p>
+      <w:pPr>
+        <w:pStyle w:val="SourceCode"/>
+      </w:pPr>
+      <w:r>
+        <w:t>-- The Chapter 5 contacts table: Lesson 4.4's columns, plus Lesson 4.12's</w:t>
+      </w:r>
+    </w:p>
+    <w:p>
+      <w:pPr>
+        <w:pStyle w:val="SourceCode"/>
+      </w:pPr>
+      <w:r>
+        <w:t>-- index on name, because the contacts are listed in name order.</w:t>
+      </w:r>
+    </w:p>
+    <w:p>
+      <w:pPr>
+        <w:pStyle w:val="SourceCode"/>
+      </w:pPr>
+      <w:r>
+        <w:t>CREATE TABLE contacts_c (</w:t>
+      </w:r>
+    </w:p>
+    <w:p>
+      <w:pPr>
+        <w:pStyle w:val="SourceCode"/>
+      </w:pPr>
+      <w:r>
+        <w:t xml:space="preserve">    id    INT AUTO_INCREMENT PRIMARY KEY,</w:t>
+      </w:r>
+    </w:p>
+    <w:p>
+      <w:pPr>
+        <w:pStyle w:val="SourceCode"/>
+      </w:pPr>
+      <w:r>
+        <w:t xml:space="preserve">    name  VARCHAR(100) NOT NULL,</w:t>
+      </w:r>
+    </w:p>
+    <w:p>
+      <w:pPr>
+        <w:pStyle w:val="SourceCode"/>
+      </w:pPr>
+      <w:r>
+        <w:t xml:space="preserve">    email VARCHAR(254) NOT NULL UNIQUE,</w:t>
+      </w:r>
+    </w:p>
+    <w:p>
+      <w:pPr>
+        <w:pStyle w:val="SourceCode"/>
+      </w:pPr>
+      <w:r>
+        <w:t xml:space="preserve">    phone VARCHAR(20)  NULL,</w:t>
+      </w:r>
+    </w:p>
+    <w:p>
+      <w:pPr>
+        <w:pStyle w:val="SourceCode"/>
+      </w:pPr>
+      <w:r>
+        <w:t xml:space="preserve">    INDEX idx_contacts_c_name (name)</w:t>
+      </w:r>
+    </w:p>
+    <w:p>
+      <w:pPr>
+        <w:pStyle w:val="SourceCode"/>
+      </w:pPr>
+      <w:r>
+        <w:t>) CHARACTER SET utf8mb4;</w:t>
+      </w:r>
+    </w:p>
+    <w:p>
+      <w:pPr>
+        <w:pStyle w:val="SourceCode"/>
+      </w:pPr>
+    </w:p>
+    <w:p>
+      <w:pPr>
+        <w:pStyle w:val="SourceCode"/>
+      </w:pPr>
+      <w:r>
+        <w:t>-- Lesson 4.6's three contacts; the new table numbers them 1 to 3.</w:t>
+      </w:r>
+    </w:p>
+    <w:p>
+      <w:pPr>
+        <w:pStyle w:val="SourceCode"/>
+      </w:pPr>
+      <w:r>
+        <w:t>-- Grace Hopper's phone is NULL.</w:t>
+      </w:r>
+    </w:p>
+    <w:p>
+      <w:pPr>
+        <w:pStyle w:val="SourceCode"/>
+      </w:pPr>
+      <w:r>
+        <w:t>INSERT INTO contacts_c (name, email, phone)</w:t>
+      </w:r>
+    </w:p>
+    <w:p>
+      <w:pPr>
+        <w:pStyle w:val="SourceCode"/>
+      </w:pPr>
+      <w:r>
+        <w:t xml:space="preserve">    VALUES ('Ada Lovelace', 'ada@example.com', '555-0100');</w:t>
+      </w:r>
+    </w:p>
+    <w:p>
+      <w:pPr>
+        <w:pStyle w:val="SourceCode"/>
+      </w:pPr>
+      <w:r>
+        <w:t>INSERT INTO contacts_c (name, email, phone)</w:t>
+      </w:r>
+    </w:p>
+    <w:p>
+      <w:pPr>
+        <w:pStyle w:val="SourceCode"/>
+        <w:keepNext/>
+      </w:pPr>
+      <w:r>
+        <w:t xml:space="preserve">    VALUES ('Grace Hopper', 'grace@example.com', NULL);</w:t>
+      </w:r>
+    </w:p>
+    <w:p>
+      <w:pPr>
+        <w:pStyle w:val="SourceCode"/>
+        <w:keepNext/>
+      </w:pPr>
+      <w:r>
+        <w:t>INSERT INTO contacts_c (name, email, phone)</w:t>
+      </w:r>
+    </w:p>
+    <w:p>
+      <w:pPr>
+        <w:pStyle w:val="SourceCode"/>
+      </w:pPr>
+      <w:r>
+        <w:t xml:space="preserve">    VALUES ('Alan Turing', 'alan@example.com', '555-0102');</w:t>
+      </w:r>
+    </w:p>
+    <w:p>
+      <w:pPr>
+        <w:keepNext/>
+      </w:pPr>
+    </w:p>
+    <w:p>
+      <w:pPr>
+        <w:pStyle w:val="Heading3"/>
+      </w:pPr>
+      <w:r>
+        <w:t>sql/reset_contacts_cpp.sql</w:t>
+      </w:r>
+    </w:p>
+    <w:p>
+      <w:pPr>
+        <w:pStyle w:val="SourceCode"/>
+        <w:keepNext/>
+      </w:pPr>
+      <w:r>
+        <w:t>-- The Chapter 5 known contacts for C++, for Chapter 6. This file resets the</w:t>
+      </w:r>
+    </w:p>
+    <w:p>
+      <w:pPr>
+        <w:pStyle w:val="SourceCode"/>
+        <w:keepNext/>
+      </w:pPr>
+      <w:r>
+        <w:t>-- C++ programs' own table, contacts_cpp: it drops it, with any rows earlier</w:t>
+      </w:r>
+    </w:p>
+    <w:p>
+      <w:pPr>
+        <w:pStyle w:val="SourceCode"/>
+      </w:pPr>
+      <w:r>
+        <w:t>-- lessons or your own experiments left in it, and builds it again with</w:t>
+      </w:r>
+    </w:p>
+    <w:p>
+      <w:pPr>
+        <w:pStyle w:val="SourceCode"/>
+      </w:pPr>
+      <w:r>
+        <w:t>-- three known rows.</w:t>
+      </w:r>
+    </w:p>
+    <w:p>
+      <w:pPr>
+        <w:pStyle w:val="SourceCode"/>
+      </w:pPr>
+    </w:p>
+    <w:p>
+      <w:pPr>
+        <w:pStyle w:val="SourceCode"/>
+      </w:pPr>
+      <w:r>
+        <w:t>-- Remove the old tables (Lesson 4.4). contacts_cpp goes first, because in</w:t>
+      </w:r>
+    </w:p>
+    <w:p>
+      <w:pPr>
+        <w:pStyle w:val="SourceCode"/>
+      </w:pPr>
+      <w:r>
+        <w:t>-- Lessons 4.11 to 4.14 it pointed at contact_groups_cpp; Chapter 5 has no</w:t>
+      </w:r>
+    </w:p>
+    <w:p>
+      <w:pPr>
+        <w:pStyle w:val="SourceCode"/>
+      </w:pPr>
+      <w:r>
+        <w:t>-- groups, so contact_groups_cpp goes too. contacts_cpp_old is the name</w:t>
+      </w:r>
+    </w:p>
+    <w:p>
+      <w:pPr>
+        <w:pStyle w:val="SourceCode"/>
+      </w:pPr>
+      <w:r>
+        <w:t>-- Lesson 5.9's Troubleshooting Run gives contacts_cpp, in case a run</w:t>
+      </w:r>
+    </w:p>
+    <w:p>
+      <w:pPr>
+        <w:pStyle w:val="SourceCode"/>
+      </w:pPr>
+      <w:r>
+        <w:t>-- stopped before its Repair Run renamed it back. IF EXISTS skips a missing</w:t>
+      </w:r>
+    </w:p>
+    <w:p>
+      <w:pPr>
+        <w:pStyle w:val="SourceCode"/>
+      </w:pPr>
+      <w:r>
+        <w:t>-- table.</w:t>
+      </w:r>
+    </w:p>
+    <w:p>
+      <w:pPr>
+        <w:pStyle w:val="SourceCode"/>
+      </w:pPr>
+      <w:r>
+        <w:t>DROP TABLE IF EXISTS contacts_cpp;</w:t>
+      </w:r>
+    </w:p>
+    <w:p>
+      <w:pPr>
+        <w:pStyle w:val="SourceCode"/>
+      </w:pPr>
+      <w:r>
+        <w:t>DROP TABLE IF EXISTS contact_groups_cpp;</w:t>
+      </w:r>
+    </w:p>
+    <w:p>
+      <w:pPr>
+        <w:pStyle w:val="SourceCode"/>
+      </w:pPr>
+      <w:r>
+        <w:t>DROP TABLE IF EXISTS contacts_cpp_old;</w:t>
+      </w:r>
+    </w:p>
+    <w:p>
+      <w:pPr>
+        <w:pStyle w:val="SourceCode"/>
+      </w:pPr>
+    </w:p>
+    <w:p>
+      <w:pPr>
+        <w:pStyle w:val="SourceCode"/>
+      </w:pPr>
+      <w:r>
+        <w:t>-- The Chapter 5 contacts table: Lesson 4.4's columns, plus Lesson 4.12's</w:t>
+      </w:r>
+    </w:p>
+    <w:p>
+      <w:pPr>
+        <w:pStyle w:val="SourceCode"/>
+      </w:pPr>
+      <w:r>
+        <w:t>-- index on name, because the contacts are listed in name order.</w:t>
+      </w:r>
+    </w:p>
+    <w:p>
+      <w:pPr>
+        <w:pStyle w:val="SourceCode"/>
+      </w:pPr>
+      <w:r>
+        <w:t>CREATE TABLE contacts_cpp (</w:t>
+      </w:r>
+    </w:p>
+    <w:p>
+      <w:pPr>
+        <w:pStyle w:val="SourceCode"/>
+      </w:pPr>
+      <w:r>
+        <w:t xml:space="preserve">    id    INT AUTO_INCREMENT PRIMARY KEY,</w:t>
+      </w:r>
+    </w:p>
+    <w:p>
+      <w:pPr>
+        <w:pStyle w:val="SourceCode"/>
+      </w:pPr>
+      <w:r>
+        <w:t xml:space="preserve">    name  VARCHAR(100) NOT NULL,</w:t>
+      </w:r>
+    </w:p>
+    <w:p>
+      <w:pPr>
+        <w:pStyle w:val="SourceCode"/>
+      </w:pPr>
+      <w:r>
+        <w:t xml:space="preserve">    email VARCHAR(254) NOT NULL UNIQUE,</w:t>
+      </w:r>
+    </w:p>
+    <w:p>
+      <w:pPr>
+        <w:pStyle w:val="SourceCode"/>
+      </w:pPr>
+      <w:r>
+        <w:t xml:space="preserve">    phone VARCHAR(20)  NULL,</w:t>
+      </w:r>
+    </w:p>
+    <w:p>
+      <w:pPr>
+        <w:pStyle w:val="SourceCode"/>
+      </w:pPr>
+      <w:r>
+        <w:t xml:space="preserve">    INDEX idx_contacts_cpp_name (name)</w:t>
+      </w:r>
+    </w:p>
+    <w:p>
+      <w:pPr>
+        <w:pStyle w:val="SourceCode"/>
+      </w:pPr>
+      <w:r>
+        <w:t>) CHARACTER SET utf8mb4;</w:t>
+      </w:r>
+    </w:p>
+    <w:p>
+      <w:pPr>
+        <w:pStyle w:val="SourceCode"/>
+      </w:pPr>
+    </w:p>
+    <w:p>
+      <w:pPr>
+        <w:pStyle w:val="SourceCode"/>
+      </w:pPr>
+      <w:r>
+        <w:t>-- Lesson 4.6's three contacts; the new table numbers them 1 to 3.</w:t>
+      </w:r>
+    </w:p>
+    <w:p>
+      <w:pPr>
+        <w:pStyle w:val="SourceCode"/>
+      </w:pPr>
+      <w:r>
+        <w:t>-- Grace Hopper's phone is NULL.</w:t>
+      </w:r>
+    </w:p>
+    <w:p>
+      <w:pPr>
+        <w:pStyle w:val="SourceCode"/>
+      </w:pPr>
+      <w:r>
+        <w:t>INSERT INTO contacts_cpp (name, email, phone)</w:t>
+      </w:r>
+    </w:p>
+    <w:p>
+      <w:pPr>
+        <w:pStyle w:val="SourceCode"/>
+      </w:pPr>
+      <w:r>
+        <w:t xml:space="preserve">    VALUES ('Ada Lovelace', 'ada@example.com', '555-0100');</w:t>
+      </w:r>
+    </w:p>
+    <w:p>
+      <w:pPr>
+        <w:pStyle w:val="SourceCode"/>
+      </w:pPr>
+      <w:r>
+        <w:t>INSERT INTO contacts_cpp (name, email, phone)</w:t>
+      </w:r>
+    </w:p>
+    <w:p>
+      <w:pPr>
+        <w:pStyle w:val="SourceCode"/>
+        <w:keepNext/>
+      </w:pPr>
+      <w:r>
+        <w:t xml:space="preserve">    VALUES ('Grace Hopper', 'grace@example.com', NULL);</w:t>
+      </w:r>
+    </w:p>
+    <w:p>
+      <w:pPr>
+        <w:pStyle w:val="SourceCode"/>
+        <w:keepNext/>
+      </w:pPr>
+      <w:r>
+        <w:t>INSERT INTO contacts_cpp (name, email, phone)</w:t>
+      </w:r>
+    </w:p>
+    <w:p>
+      <w:pPr>
+        <w:pStyle w:val="SourceCode"/>
+      </w:pPr>
+      <w:r>
+        <w:t xml:space="preserve">    VALUES ('Alan Turing', 'alan@example.com', '555-0102');</w:t>
+      </w:r>
+    </w:p>
+    <w:p>
+      <w:pPr>
+        <w:keepNext/>
+      </w:pPr>
+    </w:p>
+    <w:p>
+      <w:pPr>
+        <w:pStyle w:val="Heading3"/>
+      </w:pPr>
+      <w:r>
+        <w:t>sql/reset_contacts_csharp.sql</w:t>
+      </w:r>
+    </w:p>
+    <w:p>
+      <w:pPr>
+        <w:pStyle w:val="SourceCode"/>
+        <w:keepNext/>
+      </w:pPr>
+      <w:r>
+        <w:t>-- The Chapter 5 known contacts for C#, for Chapter 6. This file resets the</w:t>
+      </w:r>
+    </w:p>
+    <w:p>
+      <w:pPr>
+        <w:pStyle w:val="SourceCode"/>
+        <w:keepNext/>
+      </w:pPr>
+      <w:r>
+        <w:t>-- C# programs' own table, contacts_csharp: it drops it, with any rows</w:t>
+      </w:r>
+    </w:p>
+    <w:p>
+      <w:pPr>
+        <w:pStyle w:val="SourceCode"/>
+      </w:pPr>
+      <w:r>
+        <w:t>-- earlier lessons or your own experiments left in it, and builds it again</w:t>
       </w:r>
     </w:p>
     <w:p>
@@ -2473,39 +3902,39 @@
         <w:pStyle w:val="SourceCode"/>
       </w:pPr>
       <w:r>
-        <w:t>-- Remove the old tables (Lesson 4.4). contacts goes first, because in</w:t>
-      </w:r>
-    </w:p>
-    <w:p>
-      <w:pPr>
-        <w:pStyle w:val="SourceCode"/>
-      </w:pPr>
-      <w:r>
-        <w:t>-- Lessons 4.11 to 4.14 it pointed at contact_groups; Chapter 5 has no</w:t>
-      </w:r>
-    </w:p>
-    <w:p>
-      <w:pPr>
-        <w:pStyle w:val="SourceCode"/>
-      </w:pPr>
-      <w:r>
-        <w:t>-- groups, so contact_groups goes too. contacts_old is the name Lesson</w:t>
-      </w:r>
-    </w:p>
-    <w:p>
-      <w:pPr>
-        <w:pStyle w:val="SourceCode"/>
-      </w:pPr>
-      <w:r>
-        <w:t>-- 5.9's Troubleshooting Run gives the contacts table, in case a run</w:t>
-      </w:r>
-    </w:p>
-    <w:p>
-      <w:pPr>
-        <w:pStyle w:val="SourceCode"/>
-      </w:pPr>
-      <w:r>
-        <w:t>-- stopped before its Repair Run renamed it back. IF EXISTS skips a</w:t>
+        <w:t>-- Remove the old tables (Lesson 4.4). contacts_csharp goes first, because</w:t>
+      </w:r>
+    </w:p>
+    <w:p>
+      <w:pPr>
+        <w:pStyle w:val="SourceCode"/>
+      </w:pPr>
+      <w:r>
+        <w:t>-- in Lessons 4.11 to 4.14 it pointed at contact_groups_csharp; Chapter 5</w:t>
+      </w:r>
+    </w:p>
+    <w:p>
+      <w:pPr>
+        <w:pStyle w:val="SourceCode"/>
+      </w:pPr>
+      <w:r>
+        <w:t>-- has no groups, so contact_groups_csharp goes too. contacts_csharp_old is</w:t>
+      </w:r>
+    </w:p>
+    <w:p>
+      <w:pPr>
+        <w:pStyle w:val="SourceCode"/>
+      </w:pPr>
+      <w:r>
+        <w:t>-- the name Lesson 5.9's Troubleshooting Run gives contacts_csharp, in case</w:t>
+      </w:r>
+    </w:p>
+    <w:p>
+      <w:pPr>
+        <w:pStyle w:val="SourceCode"/>
+      </w:pPr>
+      <w:r>
+        <w:t>-- a run stopped before its Repair Run renamed it back. IF EXISTS skips a</w:t>
       </w:r>
     </w:p>
     <w:p>
@@ -2521,23 +3950,23 @@
         <w:pStyle w:val="SourceCode"/>
       </w:pPr>
       <w:r>
-        <w:t>DROP TABLE IF EXISTS contacts;</w:t>
-      </w:r>
-    </w:p>
-    <w:p>
-      <w:pPr>
-        <w:pStyle w:val="SourceCode"/>
-      </w:pPr>
-      <w:r>
-        <w:t>DROP TABLE IF EXISTS contact_groups;</w:t>
-      </w:r>
-    </w:p>
-    <w:p>
-      <w:pPr>
-        <w:pStyle w:val="SourceCode"/>
-      </w:pPr>
-      <w:r>
-        <w:t>DROP TABLE IF EXISTS contacts_old;</w:t>
+        <w:t>DROP TABLE IF EXISTS contacts_csharp;</w:t>
+      </w:r>
+    </w:p>
+    <w:p>
+      <w:pPr>
+        <w:pStyle w:val="SourceCode"/>
+      </w:pPr>
+      <w:r>
+        <w:t>DROP TABLE IF EXISTS contact_groups_csharp;</w:t>
+      </w:r>
+    </w:p>
+    <w:p>
+      <w:pPr>
+        <w:pStyle w:val="SourceCode"/>
+      </w:pPr>
+      <w:r>
+        <w:t>DROP TABLE IF EXISTS contacts_csharp_old;</w:t>
       </w:r>
     </w:p>
     <w:p>
@@ -2566,7 +3995,7 @@
         <w:pStyle w:val="SourceCode"/>
       </w:pPr>
       <w:r>
-        <w:t>CREATE TABLE contacts (</w:t>
+        <w:t>CREATE TABLE contacts_csharp (</w:t>
       </w:r>
     </w:p>
     <w:p>
@@ -2606,7 +4035,7 @@
         <w:pStyle w:val="SourceCode"/>
       </w:pPr>
       <w:r>
-        <w:t xml:space="preserve">    INDEX idx_contacts_name (name)</w:t>
+        <w:t xml:space="preserve">    INDEX idx_contacts_csharp_name (name)</w:t>
       </w:r>
     </w:p>
     <w:p>
@@ -2643,7 +4072,7 @@
         <w:pStyle w:val="SourceCode"/>
       </w:pPr>
       <w:r>
-        <w:t>INSERT INTO contacts (name, email, phone)</w:t>
+        <w:t>INSERT INTO contacts_csharp (name, email, phone)</w:t>
       </w:r>
     </w:p>
     <w:p>
@@ -2659,7 +4088,7 @@
         <w:pStyle w:val="SourceCode"/>
       </w:pPr>
       <w:r>
-        <w:t>INSERT INTO contacts (name, email, phone)</w:t>
+        <w:t>INSERT INTO contacts_csharp (name, email, phone)</w:t>
       </w:r>
     </w:p>
     <w:p>
@@ -2677,7 +4106,7 @@
         <w:keepNext/>
       </w:pPr>
       <w:r>
-        <w:t>INSERT INTO contacts (name, email, phone)</w:t>
+        <w:t>INSERT INTO contacts_csharp (name, email, phone)</w:t>
       </w:r>
     </w:p>
     <w:p>
@@ -2698,6 +4127,814 @@
         <w:pStyle w:val="Heading3"/>
       </w:pPr>
       <w:r>
+        <w:t>sql/reset_contacts_go.sql</w:t>
+      </w:r>
+    </w:p>
+    <w:p>
+      <w:pPr>
+        <w:pStyle w:val="SourceCode"/>
+        <w:keepNext/>
+      </w:pPr>
+      <w:r>
+        <w:t>-- The Chapter 5 known contacts for Go, for Chapter 6. This file resets the</w:t>
+      </w:r>
+    </w:p>
+    <w:p>
+      <w:pPr>
+        <w:pStyle w:val="SourceCode"/>
+        <w:keepNext/>
+      </w:pPr>
+      <w:r>
+        <w:t>-- Go programs' own table, contacts_go: it drops it, with any rows earlier</w:t>
+      </w:r>
+    </w:p>
+    <w:p>
+      <w:pPr>
+        <w:pStyle w:val="SourceCode"/>
+      </w:pPr>
+      <w:r>
+        <w:t>-- lessons or your own experiments left in it, and builds it again with</w:t>
+      </w:r>
+    </w:p>
+    <w:p>
+      <w:pPr>
+        <w:pStyle w:val="SourceCode"/>
+      </w:pPr>
+      <w:r>
+        <w:t>-- three known rows.</w:t>
+      </w:r>
+    </w:p>
+    <w:p>
+      <w:pPr>
+        <w:pStyle w:val="SourceCode"/>
+      </w:pPr>
+    </w:p>
+    <w:p>
+      <w:pPr>
+        <w:pStyle w:val="SourceCode"/>
+      </w:pPr>
+      <w:r>
+        <w:t>-- Remove the old tables (Lesson 4.4). contacts_go goes first, because in</w:t>
+      </w:r>
+    </w:p>
+    <w:p>
+      <w:pPr>
+        <w:pStyle w:val="SourceCode"/>
+      </w:pPr>
+      <w:r>
+        <w:t>-- Lessons 4.11 to 4.14 it pointed at contact_groups_go; Chapter 5 has no</w:t>
+      </w:r>
+    </w:p>
+    <w:p>
+      <w:pPr>
+        <w:pStyle w:val="SourceCode"/>
+      </w:pPr>
+      <w:r>
+        <w:t>-- groups, so contact_groups_go goes too. contacts_go_old is the name Lesson</w:t>
+      </w:r>
+    </w:p>
+    <w:p>
+      <w:pPr>
+        <w:pStyle w:val="SourceCode"/>
+      </w:pPr>
+      <w:r>
+        <w:t>-- 5.9's Troubleshooting Run gives contacts_go, in case a run stopped before</w:t>
+      </w:r>
+    </w:p>
+    <w:p>
+      <w:pPr>
+        <w:pStyle w:val="SourceCode"/>
+      </w:pPr>
+      <w:r>
+        <w:t>-- its Repair Run renamed it back. IF EXISTS skips a missing table.</w:t>
+      </w:r>
+    </w:p>
+    <w:p>
+      <w:pPr>
+        <w:pStyle w:val="SourceCode"/>
+      </w:pPr>
+      <w:r>
+        <w:t>DROP TABLE IF EXISTS contacts_go;</w:t>
+      </w:r>
+    </w:p>
+    <w:p>
+      <w:pPr>
+        <w:pStyle w:val="SourceCode"/>
+      </w:pPr>
+      <w:r>
+        <w:t>DROP TABLE IF EXISTS contact_groups_go;</w:t>
+      </w:r>
+    </w:p>
+    <w:p>
+      <w:pPr>
+        <w:pStyle w:val="SourceCode"/>
+      </w:pPr>
+      <w:r>
+        <w:t>DROP TABLE IF EXISTS contacts_go_old;</w:t>
+      </w:r>
+    </w:p>
+    <w:p>
+      <w:pPr>
+        <w:pStyle w:val="SourceCode"/>
+      </w:pPr>
+    </w:p>
+    <w:p>
+      <w:pPr>
+        <w:pStyle w:val="SourceCode"/>
+      </w:pPr>
+      <w:r>
+        <w:t>-- The Chapter 5 contacts table: Lesson 4.4's columns, plus Lesson 4.12's</w:t>
+      </w:r>
+    </w:p>
+    <w:p>
+      <w:pPr>
+        <w:pStyle w:val="SourceCode"/>
+      </w:pPr>
+      <w:r>
+        <w:t>-- index on name, because the contacts are listed in name order.</w:t>
+      </w:r>
+    </w:p>
+    <w:p>
+      <w:pPr>
+        <w:pStyle w:val="SourceCode"/>
+      </w:pPr>
+      <w:r>
+        <w:t>CREATE TABLE contacts_go (</w:t>
+      </w:r>
+    </w:p>
+    <w:p>
+      <w:pPr>
+        <w:pStyle w:val="SourceCode"/>
+      </w:pPr>
+      <w:r>
+        <w:t xml:space="preserve">    id    INT AUTO_INCREMENT PRIMARY KEY,</w:t>
+      </w:r>
+    </w:p>
+    <w:p>
+      <w:pPr>
+        <w:pStyle w:val="SourceCode"/>
+      </w:pPr>
+      <w:r>
+        <w:t xml:space="preserve">    name  VARCHAR(100) NOT NULL,</w:t>
+      </w:r>
+    </w:p>
+    <w:p>
+      <w:pPr>
+        <w:pStyle w:val="SourceCode"/>
+      </w:pPr>
+      <w:r>
+        <w:t xml:space="preserve">    email VARCHAR(254) NOT NULL UNIQUE,</w:t>
+      </w:r>
+    </w:p>
+    <w:p>
+      <w:pPr>
+        <w:pStyle w:val="SourceCode"/>
+      </w:pPr>
+      <w:r>
+        <w:t xml:space="preserve">    phone VARCHAR(20)  NULL,</w:t>
+      </w:r>
+    </w:p>
+    <w:p>
+      <w:pPr>
+        <w:pStyle w:val="SourceCode"/>
+      </w:pPr>
+      <w:r>
+        <w:t xml:space="preserve">    INDEX idx_contacts_go_name (name)</w:t>
+      </w:r>
+    </w:p>
+    <w:p>
+      <w:pPr>
+        <w:pStyle w:val="SourceCode"/>
+      </w:pPr>
+      <w:r>
+        <w:t>) CHARACTER SET utf8mb4;</w:t>
+      </w:r>
+    </w:p>
+    <w:p>
+      <w:pPr>
+        <w:pStyle w:val="SourceCode"/>
+      </w:pPr>
+    </w:p>
+    <w:p>
+      <w:pPr>
+        <w:pStyle w:val="SourceCode"/>
+      </w:pPr>
+      <w:r>
+        <w:t>-- Lesson 4.6's three contacts; the new table numbers them 1 to 3.</w:t>
+      </w:r>
+    </w:p>
+    <w:p>
+      <w:pPr>
+        <w:pStyle w:val="SourceCode"/>
+      </w:pPr>
+      <w:r>
+        <w:t>-- Grace Hopper's phone is NULL.</w:t>
+      </w:r>
+    </w:p>
+    <w:p>
+      <w:pPr>
+        <w:pStyle w:val="SourceCode"/>
+      </w:pPr>
+      <w:r>
+        <w:t>INSERT INTO contacts_go (name, email, phone)</w:t>
+      </w:r>
+    </w:p>
+    <w:p>
+      <w:pPr>
+        <w:pStyle w:val="SourceCode"/>
+      </w:pPr>
+      <w:r>
+        <w:t xml:space="preserve">    VALUES ('Ada Lovelace', 'ada@example.com', '555-0100');</w:t>
+      </w:r>
+    </w:p>
+    <w:p>
+      <w:pPr>
+        <w:pStyle w:val="SourceCode"/>
+      </w:pPr>
+      <w:r>
+        <w:t>INSERT INTO contacts_go (name, email, phone)</w:t>
+      </w:r>
+    </w:p>
+    <w:p>
+      <w:pPr>
+        <w:pStyle w:val="SourceCode"/>
+        <w:keepNext/>
+      </w:pPr>
+      <w:r>
+        <w:t xml:space="preserve">    VALUES ('Grace Hopper', 'grace@example.com', NULL);</w:t>
+      </w:r>
+    </w:p>
+    <w:p>
+      <w:pPr>
+        <w:pStyle w:val="SourceCode"/>
+        <w:keepNext/>
+      </w:pPr>
+      <w:r>
+        <w:t>INSERT INTO contacts_go (name, email, phone)</w:t>
+      </w:r>
+    </w:p>
+    <w:p>
+      <w:pPr>
+        <w:pStyle w:val="SourceCode"/>
+      </w:pPr>
+      <w:r>
+        <w:t xml:space="preserve">    VALUES ('Alan Turing', 'alan@example.com', '555-0102');</w:t>
+      </w:r>
+    </w:p>
+    <w:p>
+      <w:pPr>
+        <w:keepNext/>
+      </w:pPr>
+    </w:p>
+    <w:p>
+      <w:pPr>
+        <w:pStyle w:val="Heading3"/>
+      </w:pPr>
+      <w:r>
+        <w:t>sql/reset_contacts_python.sql</w:t>
+      </w:r>
+    </w:p>
+    <w:p>
+      <w:pPr>
+        <w:pStyle w:val="SourceCode"/>
+        <w:keepNext/>
+      </w:pPr>
+      <w:r>
+        <w:t>-- The Chapter 5 known contacts for Python, for Chapter 6. This file resets</w:t>
+      </w:r>
+    </w:p>
+    <w:p>
+      <w:pPr>
+        <w:pStyle w:val="SourceCode"/>
+        <w:keepNext/>
+      </w:pPr>
+      <w:r>
+        <w:t>-- the Python programs' own table, contacts_python: it drops it, with any</w:t>
+      </w:r>
+    </w:p>
+    <w:p>
+      <w:pPr>
+        <w:pStyle w:val="SourceCode"/>
+      </w:pPr>
+      <w:r>
+        <w:t>-- rows earlier lessons or your own experiments left in it, and builds it</w:t>
+      </w:r>
+    </w:p>
+    <w:p>
+      <w:pPr>
+        <w:pStyle w:val="SourceCode"/>
+      </w:pPr>
+      <w:r>
+        <w:t>-- again with three known rows.</w:t>
+      </w:r>
+    </w:p>
+    <w:p>
+      <w:pPr>
+        <w:pStyle w:val="SourceCode"/>
+      </w:pPr>
+    </w:p>
+    <w:p>
+      <w:pPr>
+        <w:pStyle w:val="SourceCode"/>
+      </w:pPr>
+      <w:r>
+        <w:t>-- Remove the old tables (Lesson 4.4). contacts_python goes first, because</w:t>
+      </w:r>
+    </w:p>
+    <w:p>
+      <w:pPr>
+        <w:pStyle w:val="SourceCode"/>
+      </w:pPr>
+      <w:r>
+        <w:t>-- in Lessons 4.11 to 4.14 it pointed at contact_groups_python; Chapter 5</w:t>
+      </w:r>
+    </w:p>
+    <w:p>
+      <w:pPr>
+        <w:pStyle w:val="SourceCode"/>
+      </w:pPr>
+      <w:r>
+        <w:t>-- has no groups, so contact_groups_python goes too. contacts_python_old is</w:t>
+      </w:r>
+    </w:p>
+    <w:p>
+      <w:pPr>
+        <w:pStyle w:val="SourceCode"/>
+      </w:pPr>
+      <w:r>
+        <w:t>-- the name Lesson 5.9's Troubleshooting Run gives contacts_python, in case</w:t>
+      </w:r>
+    </w:p>
+    <w:p>
+      <w:pPr>
+        <w:pStyle w:val="SourceCode"/>
+      </w:pPr>
+      <w:r>
+        <w:t>-- a run stopped before its Repair Run renamed it back. IF EXISTS skips a</w:t>
+      </w:r>
+    </w:p>
+    <w:p>
+      <w:pPr>
+        <w:pStyle w:val="SourceCode"/>
+      </w:pPr>
+      <w:r>
+        <w:t>-- missing table.</w:t>
+      </w:r>
+    </w:p>
+    <w:p>
+      <w:pPr>
+        <w:pStyle w:val="SourceCode"/>
+      </w:pPr>
+      <w:r>
+        <w:t>DROP TABLE IF EXISTS contacts_python;</w:t>
+      </w:r>
+    </w:p>
+    <w:p>
+      <w:pPr>
+        <w:pStyle w:val="SourceCode"/>
+      </w:pPr>
+      <w:r>
+        <w:t>DROP TABLE IF EXISTS contact_groups_python;</w:t>
+      </w:r>
+    </w:p>
+    <w:p>
+      <w:pPr>
+        <w:pStyle w:val="SourceCode"/>
+      </w:pPr>
+      <w:r>
+        <w:t>DROP TABLE IF EXISTS contacts_python_old;</w:t>
+      </w:r>
+    </w:p>
+    <w:p>
+      <w:pPr>
+        <w:pStyle w:val="SourceCode"/>
+      </w:pPr>
+    </w:p>
+    <w:p>
+      <w:pPr>
+        <w:pStyle w:val="SourceCode"/>
+      </w:pPr>
+      <w:r>
+        <w:t>-- The Chapter 5 contacts table: Lesson 4.4's columns, plus Lesson 4.12's</w:t>
+      </w:r>
+    </w:p>
+    <w:p>
+      <w:pPr>
+        <w:pStyle w:val="SourceCode"/>
+      </w:pPr>
+      <w:r>
+        <w:t>-- index on name, because the contacts are listed in name order.</w:t>
+      </w:r>
+    </w:p>
+    <w:p>
+      <w:pPr>
+        <w:pStyle w:val="SourceCode"/>
+      </w:pPr>
+      <w:r>
+        <w:t>CREATE TABLE contacts_python (</w:t>
+      </w:r>
+    </w:p>
+    <w:p>
+      <w:pPr>
+        <w:pStyle w:val="SourceCode"/>
+      </w:pPr>
+      <w:r>
+        <w:t xml:space="preserve">    id    INT AUTO_INCREMENT PRIMARY KEY,</w:t>
+      </w:r>
+    </w:p>
+    <w:p>
+      <w:pPr>
+        <w:pStyle w:val="SourceCode"/>
+      </w:pPr>
+      <w:r>
+        <w:t xml:space="preserve">    name  VARCHAR(100) NOT NULL,</w:t>
+      </w:r>
+    </w:p>
+    <w:p>
+      <w:pPr>
+        <w:pStyle w:val="SourceCode"/>
+      </w:pPr>
+      <w:r>
+        <w:t xml:space="preserve">    email VARCHAR(254) NOT NULL UNIQUE,</w:t>
+      </w:r>
+    </w:p>
+    <w:p>
+      <w:pPr>
+        <w:pStyle w:val="SourceCode"/>
+      </w:pPr>
+      <w:r>
+        <w:t xml:space="preserve">    phone VARCHAR(20)  NULL,</w:t>
+      </w:r>
+    </w:p>
+    <w:p>
+      <w:pPr>
+        <w:pStyle w:val="SourceCode"/>
+      </w:pPr>
+      <w:r>
+        <w:t xml:space="preserve">    INDEX idx_contacts_python_name (name)</w:t>
+      </w:r>
+    </w:p>
+    <w:p>
+      <w:pPr>
+        <w:pStyle w:val="SourceCode"/>
+      </w:pPr>
+      <w:r>
+        <w:t>) CHARACTER SET utf8mb4;</w:t>
+      </w:r>
+    </w:p>
+    <w:p>
+      <w:pPr>
+        <w:pStyle w:val="SourceCode"/>
+      </w:pPr>
+    </w:p>
+    <w:p>
+      <w:pPr>
+        <w:pStyle w:val="SourceCode"/>
+      </w:pPr>
+      <w:r>
+        <w:t>-- Lesson 4.6's three contacts; the new table numbers them 1 to 3.</w:t>
+      </w:r>
+    </w:p>
+    <w:p>
+      <w:pPr>
+        <w:pStyle w:val="SourceCode"/>
+      </w:pPr>
+      <w:r>
+        <w:t>-- Grace Hopper's phone is NULL.</w:t>
+      </w:r>
+    </w:p>
+    <w:p>
+      <w:pPr>
+        <w:pStyle w:val="SourceCode"/>
+      </w:pPr>
+      <w:r>
+        <w:t>INSERT INTO contacts_python (name, email, phone)</w:t>
+      </w:r>
+    </w:p>
+    <w:p>
+      <w:pPr>
+        <w:pStyle w:val="SourceCode"/>
+      </w:pPr>
+      <w:r>
+        <w:t xml:space="preserve">    VALUES ('Ada Lovelace', 'ada@example.com', '555-0100');</w:t>
+      </w:r>
+    </w:p>
+    <w:p>
+      <w:pPr>
+        <w:pStyle w:val="SourceCode"/>
+      </w:pPr>
+      <w:r>
+        <w:t>INSERT INTO contacts_python (name, email, phone)</w:t>
+      </w:r>
+    </w:p>
+    <w:p>
+      <w:pPr>
+        <w:pStyle w:val="SourceCode"/>
+        <w:keepNext/>
+      </w:pPr>
+      <w:r>
+        <w:t xml:space="preserve">    VALUES ('Grace Hopper', 'grace@example.com', NULL);</w:t>
+      </w:r>
+    </w:p>
+    <w:p>
+      <w:pPr>
+        <w:pStyle w:val="SourceCode"/>
+        <w:keepNext/>
+      </w:pPr>
+      <w:r>
+        <w:t>INSERT INTO contacts_python (name, email, phone)</w:t>
+      </w:r>
+    </w:p>
+    <w:p>
+      <w:pPr>
+        <w:pStyle w:val="SourceCode"/>
+      </w:pPr>
+      <w:r>
+        <w:t xml:space="preserve">    VALUES ('Alan Turing', 'alan@example.com', '555-0102');</w:t>
+      </w:r>
+    </w:p>
+    <w:p>
+      <w:pPr>
+        <w:keepNext/>
+      </w:pPr>
+    </w:p>
+    <w:p>
+      <w:pPr>
+        <w:pStyle w:val="Heading3"/>
+      </w:pPr>
+      <w:r>
+        <w:t>sql/reset_contacts_typescript.sql</w:t>
+      </w:r>
+    </w:p>
+    <w:p>
+      <w:pPr>
+        <w:pStyle w:val="SourceCode"/>
+        <w:keepNext/>
+      </w:pPr>
+      <w:r>
+        <w:t>-- The Chapter 5 known contacts for TypeScript, for Chapter 6. This file</w:t>
+      </w:r>
+    </w:p>
+    <w:p>
+      <w:pPr>
+        <w:pStyle w:val="SourceCode"/>
+        <w:keepNext/>
+      </w:pPr>
+      <w:r>
+        <w:t>-- resets the TypeScript programs' own table, contacts_typescript: it drops</w:t>
+      </w:r>
+    </w:p>
+    <w:p>
+      <w:pPr>
+        <w:pStyle w:val="SourceCode"/>
+      </w:pPr>
+      <w:r>
+        <w:t>-- it, with any rows earlier lessons or your own experiments left in it, and</w:t>
+      </w:r>
+    </w:p>
+    <w:p>
+      <w:pPr>
+        <w:pStyle w:val="SourceCode"/>
+      </w:pPr>
+      <w:r>
+        <w:t>-- builds it again with three known rows.</w:t>
+      </w:r>
+    </w:p>
+    <w:p>
+      <w:pPr>
+        <w:pStyle w:val="SourceCode"/>
+      </w:pPr>
+    </w:p>
+    <w:p>
+      <w:pPr>
+        <w:pStyle w:val="SourceCode"/>
+      </w:pPr>
+      <w:r>
+        <w:t>-- Remove the old tables (Lesson 4.4). contacts_typescript goes first,</w:t>
+      </w:r>
+    </w:p>
+    <w:p>
+      <w:pPr>
+        <w:pStyle w:val="SourceCode"/>
+      </w:pPr>
+      <w:r>
+        <w:t>-- because in Lessons 4.11 to 4.14 it pointed at contact_groups_typescript;</w:t>
+      </w:r>
+    </w:p>
+    <w:p>
+      <w:pPr>
+        <w:pStyle w:val="SourceCode"/>
+      </w:pPr>
+      <w:r>
+        <w:t>-- Chapter 5 has no groups, so contact_groups_typescript goes too.</w:t>
+      </w:r>
+    </w:p>
+    <w:p>
+      <w:pPr>
+        <w:pStyle w:val="SourceCode"/>
+      </w:pPr>
+      <w:r>
+        <w:t>-- contacts_typescript_old is the name Lesson 5.9's Troubleshooting Run</w:t>
+      </w:r>
+    </w:p>
+    <w:p>
+      <w:pPr>
+        <w:pStyle w:val="SourceCode"/>
+      </w:pPr>
+      <w:r>
+        <w:t>-- gives contacts_typescript, in case a run stopped before its Repair Run</w:t>
+      </w:r>
+    </w:p>
+    <w:p>
+      <w:pPr>
+        <w:pStyle w:val="SourceCode"/>
+      </w:pPr>
+      <w:r>
+        <w:t>-- renamed it back. IF EXISTS skips a missing table.</w:t>
+      </w:r>
+    </w:p>
+    <w:p>
+      <w:pPr>
+        <w:pStyle w:val="SourceCode"/>
+      </w:pPr>
+      <w:r>
+        <w:t>DROP TABLE IF EXISTS contacts_typescript;</w:t>
+      </w:r>
+    </w:p>
+    <w:p>
+      <w:pPr>
+        <w:pStyle w:val="SourceCode"/>
+      </w:pPr>
+      <w:r>
+        <w:t>DROP TABLE IF EXISTS contact_groups_typescript;</w:t>
+      </w:r>
+    </w:p>
+    <w:p>
+      <w:pPr>
+        <w:pStyle w:val="SourceCode"/>
+      </w:pPr>
+      <w:r>
+        <w:t>DROP TABLE IF EXISTS contacts_typescript_old;</w:t>
+      </w:r>
+    </w:p>
+    <w:p>
+      <w:pPr>
+        <w:pStyle w:val="SourceCode"/>
+      </w:pPr>
+    </w:p>
+    <w:p>
+      <w:pPr>
+        <w:pStyle w:val="SourceCode"/>
+      </w:pPr>
+      <w:r>
+        <w:t>-- The Chapter 5 contacts table: Lesson 4.4's columns, plus Lesson 4.12's</w:t>
+      </w:r>
+    </w:p>
+    <w:p>
+      <w:pPr>
+        <w:pStyle w:val="SourceCode"/>
+      </w:pPr>
+      <w:r>
+        <w:t>-- index on name, because the contacts are listed in name order.</w:t>
+      </w:r>
+    </w:p>
+    <w:p>
+      <w:pPr>
+        <w:pStyle w:val="SourceCode"/>
+      </w:pPr>
+      <w:r>
+        <w:t>CREATE TABLE contacts_typescript (</w:t>
+      </w:r>
+    </w:p>
+    <w:p>
+      <w:pPr>
+        <w:pStyle w:val="SourceCode"/>
+      </w:pPr>
+      <w:r>
+        <w:t xml:space="preserve">    id    INT AUTO_INCREMENT PRIMARY KEY,</w:t>
+      </w:r>
+    </w:p>
+    <w:p>
+      <w:pPr>
+        <w:pStyle w:val="SourceCode"/>
+      </w:pPr>
+      <w:r>
+        <w:t xml:space="preserve">    name  VARCHAR(100) NOT NULL,</w:t>
+      </w:r>
+    </w:p>
+    <w:p>
+      <w:pPr>
+        <w:pStyle w:val="SourceCode"/>
+      </w:pPr>
+      <w:r>
+        <w:t xml:space="preserve">    email VARCHAR(254) NOT NULL UNIQUE,</w:t>
+      </w:r>
+    </w:p>
+    <w:p>
+      <w:pPr>
+        <w:pStyle w:val="SourceCode"/>
+      </w:pPr>
+      <w:r>
+        <w:t xml:space="preserve">    phone VARCHAR(20)  NULL,</w:t>
+      </w:r>
+    </w:p>
+    <w:p>
+      <w:pPr>
+        <w:pStyle w:val="SourceCode"/>
+      </w:pPr>
+      <w:r>
+        <w:t xml:space="preserve">    INDEX idx_contacts_typescript_name (name)</w:t>
+      </w:r>
+    </w:p>
+    <w:p>
+      <w:pPr>
+        <w:pStyle w:val="SourceCode"/>
+      </w:pPr>
+      <w:r>
+        <w:t>) CHARACTER SET utf8mb4;</w:t>
+      </w:r>
+    </w:p>
+    <w:p>
+      <w:pPr>
+        <w:pStyle w:val="SourceCode"/>
+      </w:pPr>
+    </w:p>
+    <w:p>
+      <w:pPr>
+        <w:pStyle w:val="SourceCode"/>
+      </w:pPr>
+      <w:r>
+        <w:t>-- Lesson 4.6's three contacts; the new table numbers them 1 to 3.</w:t>
+      </w:r>
+    </w:p>
+    <w:p>
+      <w:pPr>
+        <w:pStyle w:val="SourceCode"/>
+      </w:pPr>
+      <w:r>
+        <w:t>-- Grace Hopper's phone is NULL.</w:t>
+      </w:r>
+    </w:p>
+    <w:p>
+      <w:pPr>
+        <w:pStyle w:val="SourceCode"/>
+      </w:pPr>
+      <w:r>
+        <w:t>INSERT INTO contacts_typescript (name, email, phone)</w:t>
+      </w:r>
+    </w:p>
+    <w:p>
+      <w:pPr>
+        <w:pStyle w:val="SourceCode"/>
+      </w:pPr>
+      <w:r>
+        <w:t xml:space="preserve">    VALUES ('Ada Lovelace', 'ada@example.com', '555-0100');</w:t>
+      </w:r>
+    </w:p>
+    <w:p>
+      <w:pPr>
+        <w:pStyle w:val="SourceCode"/>
+      </w:pPr>
+      <w:r>
+        <w:t>INSERT INTO contacts_typescript (name, email, phone)</w:t>
+      </w:r>
+    </w:p>
+    <w:p>
+      <w:pPr>
+        <w:pStyle w:val="SourceCode"/>
+        <w:keepNext/>
+      </w:pPr>
+      <w:r>
+        <w:t xml:space="preserve">    VALUES ('Grace Hopper', 'grace@example.com', NULL);</w:t>
+      </w:r>
+    </w:p>
+    <w:p>
+      <w:pPr>
+        <w:pStyle w:val="SourceCode"/>
+        <w:keepNext/>
+      </w:pPr>
+      <w:r>
+        <w:t>INSERT INTO contacts_typescript (name, email, phone)</w:t>
+      </w:r>
+    </w:p>
+    <w:p>
+      <w:pPr>
+        <w:pStyle w:val="SourceCode"/>
+      </w:pPr>
+      <w:r>
+        <w:t xml:space="preserve">    VALUES ('Alan Turing', 'alan@example.com', '555-0102');</w:t>
+      </w:r>
+    </w:p>
+    <w:p>
+      <w:pPr>
+        <w:keepNext/>
+      </w:pPr>
+    </w:p>
+    <w:p>
+      <w:pPr>
+        <w:pStyle w:val="Heading3"/>
+      </w:pPr>
+      <w:r>
         <w:t>Windows PowerShell Data Reset</w:t>
       </w:r>
     </w:p>
@@ -2735,7 +4972,6 @@
     <w:p>
       <w:pPr>
         <w:pStyle w:val="CommandBlock"/>
-        <w:keepNext/>
       </w:pPr>
       <w:r>
         <w:t>&amp; $mysql -u devuser -h 127.0.0.1 -P 3306 `</w:t>
@@ -2744,7 +4980,6 @@
     <w:p>
       <w:pPr>
         <w:pStyle w:val="CommandBlock"/>
-        <w:keepNext/>
       </w:pPr>
       <w:r>
         <w:t xml:space="preserve">    -e "CREATE DATABASE IF NOT EXISTS spa_contacts"</w:t>
@@ -2753,7 +4988,6 @@
     <w:p>
       <w:pPr>
         <w:pStyle w:val="CommandBlock"/>
-        <w:keepNext/>
       </w:pPr>
       <w:r>
         <w:t>&amp; $mysql -u devuser -h 127.0.0.1 -P 3306 -D spa_contacts --commands `</w:t>
@@ -2762,10 +4996,89 @@
     <w:p>
       <w:pPr>
         <w:pStyle w:val="CommandBlock"/>
-        <w:keepNext/>
-      </w:pPr>
-      <w:r>
-        <w:t xml:space="preserve">    -e "source ./sql/reset_contacts.sql"</w:t>
+      </w:pPr>
+      <w:r>
+        <w:t xml:space="preserve">    -e "source ./sql/reset_contacts_c.sql"</w:t>
+      </w:r>
+    </w:p>
+    <w:p>
+      <w:pPr>
+        <w:pStyle w:val="CommandBlock"/>
+      </w:pPr>
+      <w:r>
+        <w:t>&amp; $mysql -u devuser -h 127.0.0.1 -P 3306 -D spa_contacts --commands `</w:t>
+      </w:r>
+    </w:p>
+    <w:p>
+      <w:pPr>
+        <w:pStyle w:val="CommandBlock"/>
+      </w:pPr>
+      <w:r>
+        <w:t xml:space="preserve">    -e "source ./sql/reset_contacts_cpp.sql"</w:t>
+      </w:r>
+    </w:p>
+    <w:p>
+      <w:pPr>
+        <w:pStyle w:val="CommandBlock"/>
+      </w:pPr>
+      <w:r>
+        <w:t>&amp; $mysql -u devuser -h 127.0.0.1 -P 3306 -D spa_contacts --commands `</w:t>
+      </w:r>
+    </w:p>
+    <w:p>
+      <w:pPr>
+        <w:pStyle w:val="CommandBlock"/>
+      </w:pPr>
+      <w:r>
+        <w:t xml:space="preserve">    -e "source ./sql/reset_contacts_csharp.sql"</w:t>
+      </w:r>
+    </w:p>
+    <w:p>
+      <w:pPr>
+        <w:pStyle w:val="CommandBlock"/>
+      </w:pPr>
+      <w:r>
+        <w:t>&amp; $mysql -u devuser -h 127.0.0.1 -P 3306 -D spa_contacts --commands `</w:t>
+      </w:r>
+    </w:p>
+    <w:p>
+      <w:pPr>
+        <w:pStyle w:val="CommandBlock"/>
+      </w:pPr>
+      <w:r>
+        <w:t xml:space="preserve">    -e "source ./sql/reset_contacts_go.sql"</w:t>
+      </w:r>
+    </w:p>
+    <w:p>
+      <w:pPr>
+        <w:pStyle w:val="CommandBlock"/>
+      </w:pPr>
+      <w:r>
+        <w:t>&amp; $mysql -u devuser -h 127.0.0.1 -P 3306 -D spa_contacts --commands `</w:t>
+      </w:r>
+    </w:p>
+    <w:p>
+      <w:pPr>
+        <w:pStyle w:val="CommandBlock"/>
+      </w:pPr>
+      <w:r>
+        <w:t xml:space="preserve">    -e "source ./sql/reset_contacts_python.sql"</w:t>
+      </w:r>
+    </w:p>
+    <w:p>
+      <w:pPr>
+        <w:pStyle w:val="CommandBlock"/>
+      </w:pPr>
+      <w:r>
+        <w:t>&amp; $mysql -u devuser -h 127.0.0.1 -P 3306 -D spa_contacts --commands `</w:t>
+      </w:r>
+    </w:p>
+    <w:p>
+      <w:pPr>
+        <w:pStyle w:val="CommandBlock"/>
+      </w:pPr>
+      <w:r>
+        <w:t xml:space="preserve">    -e "source ./sql/reset_contacts_typescript.sql"</w:t>
       </w:r>
     </w:p>
     <w:p>
@@ -2783,7 +5096,7 @@
         <w:keepNext/>
       </w:pPr>
       <w:r>
-        <w:t xml:space="preserve">    -e "SELECT id, name, email, phone FROM contacts ORDER BY id"</w:t>
+        <w:t xml:space="preserve">    -e "SELECT id, name, email, phone FROM contacts_c ORDER BY id"</w:t>
       </w:r>
     </w:p>
     <w:p>
@@ -2828,7 +5141,6 @@
     <w:p>
       <w:pPr>
         <w:pStyle w:val="CommandBlock"/>
-        <w:keepNext/>
       </w:pPr>
       <w:r>
         <w:t xml:space="preserve">    -e "CREATE DATABASE IF NOT EXISTS spa_contacts"</w:t>
@@ -2837,10 +5149,97 @@
     <w:p>
       <w:pPr>
         <w:pStyle w:val="CommandBlock"/>
-        <w:keepNext/>
-      </w:pPr>
-      <w:r>
-        <w:t>mysql -u devuser -h 127.0.0.1 -P 3306 -D spa_contacts &lt; ./sql/reset_contacts.sql</w:t>
+      </w:pPr>
+      <w:r>
+        <w:t>mysql -u devuser -h 127.0.0.1 -P 3306 -D spa_contacts \</w:t>
+      </w:r>
+    </w:p>
+    <w:p>
+      <w:pPr>
+        <w:pStyle w:val="CommandBlock"/>
+      </w:pPr>
+      <w:r>
+        <w:t xml:space="preserve">    &lt; ./sql/reset_contacts_c.sql</w:t>
+      </w:r>
+    </w:p>
+    <w:p>
+      <w:pPr>
+        <w:pStyle w:val="CommandBlock"/>
+      </w:pPr>
+      <w:r>
+        <w:t>mysql -u devuser -h 127.0.0.1 -P 3306 -D spa_contacts \</w:t>
+      </w:r>
+    </w:p>
+    <w:p>
+      <w:pPr>
+        <w:pStyle w:val="CommandBlock"/>
+      </w:pPr>
+      <w:r>
+        <w:t xml:space="preserve">    &lt; ./sql/reset_contacts_cpp.sql</w:t>
+      </w:r>
+    </w:p>
+    <w:p>
+      <w:pPr>
+        <w:pStyle w:val="CommandBlock"/>
+      </w:pPr>
+      <w:r>
+        <w:t>mysql -u devuser -h 127.0.0.1 -P 3306 -D spa_contacts \</w:t>
+      </w:r>
+    </w:p>
+    <w:p>
+      <w:pPr>
+        <w:pStyle w:val="CommandBlock"/>
+      </w:pPr>
+      <w:r>
+        <w:t xml:space="preserve">    &lt; ./sql/reset_contacts_csharp.sql</w:t>
+      </w:r>
+    </w:p>
+    <w:p>
+      <w:pPr>
+        <w:pStyle w:val="CommandBlock"/>
+      </w:pPr>
+      <w:r>
+        <w:t>mysql -u devuser -h 127.0.0.1 -P 3306 -D spa_contacts \</w:t>
+      </w:r>
+    </w:p>
+    <w:p>
+      <w:pPr>
+        <w:pStyle w:val="CommandBlock"/>
+      </w:pPr>
+      <w:r>
+        <w:t xml:space="preserve">    &lt; ./sql/reset_contacts_go.sql</w:t>
+      </w:r>
+    </w:p>
+    <w:p>
+      <w:pPr>
+        <w:pStyle w:val="CommandBlock"/>
+      </w:pPr>
+      <w:r>
+        <w:t>mysql -u devuser -h 127.0.0.1 -P 3306 -D spa_contacts \</w:t>
+      </w:r>
+    </w:p>
+    <w:p>
+      <w:pPr>
+        <w:pStyle w:val="CommandBlock"/>
+      </w:pPr>
+      <w:r>
+        <w:t xml:space="preserve">    &lt; ./sql/reset_contacts_python.sql</w:t>
+      </w:r>
+    </w:p>
+    <w:p>
+      <w:pPr>
+        <w:pStyle w:val="CommandBlock"/>
+      </w:pPr>
+      <w:r>
+        <w:t>mysql -u devuser -h 127.0.0.1 -P 3306 -D spa_contacts \</w:t>
+      </w:r>
+    </w:p>
+    <w:p>
+      <w:pPr>
+        <w:pStyle w:val="CommandBlock"/>
+      </w:pPr>
+      <w:r>
+        <w:t xml:space="preserve">    &lt; ./sql/reset_contacts_typescript.sql</w:t>
       </w:r>
     </w:p>
     <w:p>
@@ -2858,7 +5257,7 @@
         <w:keepNext/>
       </w:pPr>
       <w:r>
-        <w:t xml:space="preserve">    -e "SELECT id, name, email, phone FROM contacts ORDER BY id"</w:t>
+        <w:t xml:space="preserve">    -e "SELECT id, name, email, phone FROM contacts_c ORDER BY id"</w:t>
       </w:r>
     </w:p>
     <w:p>
@@ -2879,7 +5278,7 @@
         <w:keepNext/>
       </w:pPr>
       <w:r>
-        <w:t>The first two commands print nothing. The query prints exactly this table:</w:t>
+        <w:t>The CREATE DATABASE and reset commands print nothing. The query shows the C programs' table, contacts_c; put your language's table in its place to see that one. It prints exactly this table, and every language's table holds the same rows:</w:t>
       </w:r>
     </w:p>
     <w:p>
@@ -28769,7 +31168,7 @@
     </w:p>
     <w:p>
       <w:r>
-        <w:t>These files follow the same pattern as the earlier lessons. Remember, a project file pins each package to one version (Lesson 2.17). The server and client projects are Lesson 6.0's. BasicLocal.csproj and LocalCall.csproj name MySqlConnector 2.6.2, and BasicLocal.csproj also compiles LocalCall's Contacts.cs. go.mod names this lesson's module, example.com/whatisanapi, and requires the MySQL driver, as the Chapter 5 project's did. package.json names mysql2 3.24.5 and undici 8.11.2.</w:t>
+        <w:t>These are the files the setup commands wrote, shown here so you can check yours. Your go line shows your own Go version, and the blank lines and the order of the package.json fields may differ. LocalCall.csproj names MySqlConnector 2.6.2. go.mod names this lesson's module, example.com/whatisanapi, and requires the MySQL driver, as the Chapter 5 project's did. package.json names mysql2 3.24.5 and undici 8.11.2.</w:t>
       </w:r>
     </w:p>
     <w:p>
@@ -28787,7 +31186,7 @@
         <w:pStyle w:val="Heading2"/>
       </w:pPr>
       <w:r>
-        <w:t>csharp/BasicLocal/BasicLocal.csproj</w:t>
+        <w:t>csharp/BasicClient/BasicClient.csproj</w:t>
       </w:r>
     </w:p>
     <w:p>
@@ -28856,6 +31255,95 @@
     <w:p>
       <w:pPr>
         <w:pStyle w:val="SourceCode"/>
+      </w:pPr>
+      <w:r>
+        <w:t>&lt;/Project&gt;</w:t>
+      </w:r>
+    </w:p>
+    <w:p>
+      <w:pPr>
+        <w:keepNext/>
+      </w:pPr>
+    </w:p>
+    <w:p>
+      <w:pPr>
+        <w:keepNext/>
+      </w:pPr>
+    </w:p>
+    <w:p>
+      <w:pPr>
+        <w:pStyle w:val="Heading2"/>
+      </w:pPr>
+      <w:r>
+        <w:t>csharp/LocalCall/LocalCall.csproj</w:t>
+      </w:r>
+    </w:p>
+    <w:p>
+      <w:pPr>
+        <w:pStyle w:val="SourceCode"/>
+        <w:keepNext/>
+      </w:pPr>
+      <w:r>
+        <w:t>&lt;Project Sdk="Microsoft.NET.Sdk"&gt;</w:t>
+      </w:r>
+    </w:p>
+    <w:p>
+      <w:pPr>
+        <w:pStyle w:val="SourceCode"/>
+        <w:keepNext/>
+      </w:pPr>
+      <w:r>
+        <w:t xml:space="preserve">  &lt;PropertyGroup&gt;</w:t>
+      </w:r>
+    </w:p>
+    <w:p>
+      <w:pPr>
+        <w:pStyle w:val="SourceCode"/>
+        <w:keepNext/>
+      </w:pPr>
+      <w:r>
+        <w:t xml:space="preserve">    &lt;OutputType&gt;Exe&lt;/OutputType&gt;</w:t>
+      </w:r>
+    </w:p>
+    <w:p>
+      <w:pPr>
+        <w:pStyle w:val="SourceCode"/>
+        <w:keepNext/>
+      </w:pPr>
+      <w:r>
+        <w:t xml:space="preserve">    &lt;TargetFramework&gt;net10.0&lt;/TargetFramework&gt;</w:t>
+      </w:r>
+    </w:p>
+    <w:p>
+      <w:pPr>
+        <w:pStyle w:val="SourceCode"/>
+        <w:keepNext/>
+      </w:pPr>
+      <w:r>
+        <w:t xml:space="preserve">    &lt;ImplicitUsings&gt;enable&lt;/ImplicitUsings&gt;</w:t>
+      </w:r>
+    </w:p>
+    <w:p>
+      <w:pPr>
+        <w:pStyle w:val="SourceCode"/>
+        <w:keepNext/>
+      </w:pPr>
+      <w:r>
+        <w:t xml:space="preserve">    &lt;Nullable&gt;enable&lt;/Nullable&gt;</w:t>
+      </w:r>
+    </w:p>
+    <w:p>
+      <w:pPr>
+        <w:pStyle w:val="SourceCode"/>
+        <w:keepNext/>
+      </w:pPr>
+      <w:r>
+        <w:t xml:space="preserve">  &lt;/PropertyGroup&gt;</w:t>
+      </w:r>
+    </w:p>
+    <w:p>
+      <w:pPr>
+        <w:pStyle w:val="SourceCode"/>
         <w:keepNext/>
       </w:pPr>
       <w:r>
@@ -28877,15 +31365,6 @@
         <w:keepNext/>
       </w:pPr>
       <w:r>
-        <w:t xml:space="preserve">    &lt;Compile Include="..\LocalCall\Contacts.cs" /&gt;</w:t>
-      </w:r>
-    </w:p>
-    <w:p>
-      <w:pPr>
-        <w:pStyle w:val="SourceCode"/>
-        <w:keepNext/>
-      </w:pPr>
-      <w:r>
         <w:t xml:space="preserve">  &lt;/ItemGroup&gt;</w:t>
       </w:r>
     </w:p>
@@ -28912,16 +31391,16 @@
         <w:pStyle w:val="Heading2"/>
       </w:pPr>
       <w:r>
-        <w:t>csharp/BasicServer/BasicServer.csproj</w:t>
-      </w:r>
-    </w:p>
-    <w:p>
-      <w:pPr>
-        <w:pStyle w:val="SourceCode"/>
-        <w:keepNext/>
-      </w:pPr>
-      <w:r>
-        <w:t>&lt;Project Sdk="Microsoft.NET.Sdk.Web"&gt;</w:t>
+        <w:t>csharp/Client/Client.csproj</w:t>
+      </w:r>
+    </w:p>
+    <w:p>
+      <w:pPr>
+        <w:pStyle w:val="SourceCode"/>
+        <w:keepNext/>
+      </w:pPr>
+      <w:r>
+        <w:t>&lt;Project Sdk="Microsoft.NET.Sdk"&gt;</w:t>
       </w:r>
     </w:p>
     <w:p>
@@ -28975,15 +31454,6 @@
         <w:keepNext/>
       </w:pPr>
       <w:r>
-        <w:t xml:space="preserve">    &lt;RunWorkingDirectory&gt;$(MSBuildStartupDirectory)&lt;/RunWorkingDirectory&gt;</w:t>
-      </w:r>
-    </w:p>
-    <w:p>
-      <w:pPr>
-        <w:pStyle w:val="SourceCode"/>
-        <w:keepNext/>
-      </w:pPr>
-      <w:r>
         <w:t xml:space="preserve">  &lt;/PropertyGroup&gt;</w:t>
       </w:r>
     </w:p>
@@ -29010,78 +31480,60 @@
         <w:pStyle w:val="Heading2"/>
       </w:pPr>
       <w:r>
-        <w:t>csharp/BasicClient/BasicClient.csproj</w:t>
-      </w:r>
-    </w:p>
-    <w:p>
-      <w:pPr>
-        <w:pStyle w:val="SourceCode"/>
-        <w:keepNext/>
-      </w:pPr>
-      <w:r>
-        <w:t>&lt;Project Sdk="Microsoft.NET.Sdk"&gt;</w:t>
-      </w:r>
-    </w:p>
-    <w:p>
-      <w:pPr>
-        <w:pStyle w:val="SourceCode"/>
-        <w:keepNext/>
-      </w:pPr>
-      <w:r>
-        <w:t xml:space="preserve">  &lt;PropertyGroup&gt;</w:t>
-      </w:r>
-    </w:p>
-    <w:p>
-      <w:pPr>
-        <w:pStyle w:val="SourceCode"/>
-        <w:keepNext/>
-      </w:pPr>
-      <w:r>
-        <w:t xml:space="preserve">    &lt;OutputType&gt;Exe&lt;/OutputType&gt;</w:t>
-      </w:r>
-    </w:p>
-    <w:p>
-      <w:pPr>
-        <w:pStyle w:val="SourceCode"/>
-        <w:keepNext/>
-      </w:pPr>
-      <w:r>
-        <w:t xml:space="preserve">    &lt;TargetFramework&gt;net10.0&lt;/TargetFramework&gt;</w:t>
-      </w:r>
-    </w:p>
-    <w:p>
-      <w:pPr>
-        <w:pStyle w:val="SourceCode"/>
-        <w:keepNext/>
-      </w:pPr>
-      <w:r>
-        <w:t xml:space="preserve">    &lt;ImplicitUsings&gt;enable&lt;/ImplicitUsings&gt;</w:t>
-      </w:r>
-    </w:p>
-    <w:p>
-      <w:pPr>
-        <w:pStyle w:val="SourceCode"/>
-        <w:keepNext/>
-      </w:pPr>
-      <w:r>
-        <w:t xml:space="preserve">    &lt;Nullable&gt;enable&lt;/Nullable&gt;</w:t>
-      </w:r>
-    </w:p>
-    <w:p>
-      <w:pPr>
-        <w:pStyle w:val="SourceCode"/>
-        <w:keepNext/>
-      </w:pPr>
-      <w:r>
-        <w:t xml:space="preserve">  &lt;/PropertyGroup&gt;</w:t>
-      </w:r>
-    </w:p>
-    <w:p>
-      <w:pPr>
-        <w:pStyle w:val="SourceCode"/>
-      </w:pPr>
-      <w:r>
-        <w:t>&lt;/Project&gt;</w:t>
+        <w:t>go/go.mod</w:t>
+      </w:r>
+    </w:p>
+    <w:p>
+      <w:pPr>
+        <w:pStyle w:val="SourceCode"/>
+        <w:keepNext/>
+      </w:pPr>
+      <w:r>
+        <w:t>module example.com/whatisanapi</w:t>
+      </w:r>
+    </w:p>
+    <w:p>
+      <w:pPr>
+        <w:pStyle w:val="SourceCode"/>
+        <w:keepNext/>
+      </w:pPr>
+    </w:p>
+    <w:p>
+      <w:pPr>
+        <w:pStyle w:val="SourceCode"/>
+        <w:keepNext/>
+      </w:pPr>
+      <w:r>
+        <w:t>go 1.24.0</w:t>
+      </w:r>
+    </w:p>
+    <w:p>
+      <w:pPr>
+        <w:pStyle w:val="SourceCode"/>
+        <w:keepNext/>
+      </w:pPr>
+    </w:p>
+    <w:p>
+      <w:pPr>
+        <w:pStyle w:val="SourceCode"/>
+        <w:keepNext/>
+      </w:pPr>
+      <w:r>
+        <w:t>require github.com/go-sql-driver/mysql v1.10.1</w:t>
+      </w:r>
+    </w:p>
+    <w:p>
+      <w:pPr>
+        <w:pStyle w:val="SourceCode"/>
+        <w:keepNext/>
+      </w:pPr>
+    </w:p>
+    <w:p>
+      <w:pPr>
+        <w:pStyle w:val="SourceCode"/>
+      </w:pPr>
+      <w:r>
+        <w:t>require filippo.io/edwards25519 v1.2.0 // indirect</w:t>
       </w:r>
     </w:p>
     <w:p>
@@ -29099,380 +31551,6 @@
         <w:pStyle w:val="Heading2"/>
       </w:pPr>
       <w:r>
-        <w:t>csharp/LocalCall/LocalCall.csproj</w:t>
-      </w:r>
-    </w:p>
-    <w:p>
-      <w:pPr>
-        <w:pStyle w:val="SourceCode"/>
-        <w:keepNext/>
-      </w:pPr>
-      <w:r>
-        <w:t>&lt;Project Sdk="Microsoft.NET.Sdk"&gt;</w:t>
-      </w:r>
-    </w:p>
-    <w:p>
-      <w:pPr>
-        <w:pStyle w:val="SourceCode"/>
-        <w:keepNext/>
-      </w:pPr>
-      <w:r>
-        <w:t xml:space="preserve">  &lt;PropertyGroup&gt;</w:t>
-      </w:r>
-    </w:p>
-    <w:p>
-      <w:pPr>
-        <w:pStyle w:val="SourceCode"/>
-        <w:keepNext/>
-      </w:pPr>
-      <w:r>
-        <w:t xml:space="preserve">    &lt;OutputType&gt;Exe&lt;/OutputType&gt;</w:t>
-      </w:r>
-    </w:p>
-    <w:p>
-      <w:pPr>
-        <w:pStyle w:val="SourceCode"/>
-        <w:keepNext/>
-      </w:pPr>
-      <w:r>
-        <w:t xml:space="preserve">    &lt;TargetFramework&gt;net10.0&lt;/TargetFramework&gt;</w:t>
-      </w:r>
-    </w:p>
-    <w:p>
-      <w:pPr>
-        <w:pStyle w:val="SourceCode"/>
-        <w:keepNext/>
-      </w:pPr>
-      <w:r>
-        <w:t xml:space="preserve">    &lt;ImplicitUsings&gt;enable&lt;/ImplicitUsings&gt;</w:t>
-      </w:r>
-    </w:p>
-    <w:p>
-      <w:pPr>
-        <w:pStyle w:val="SourceCode"/>
-        <w:keepNext/>
-      </w:pPr>
-      <w:r>
-        <w:t xml:space="preserve">    &lt;Nullable&gt;enable&lt;/Nullable&gt;</w:t>
-      </w:r>
-    </w:p>
-    <w:p>
-      <w:pPr>
-        <w:pStyle w:val="SourceCode"/>
-        <w:keepNext/>
-      </w:pPr>
-      <w:r>
-        <w:t xml:space="preserve">  &lt;/PropertyGroup&gt;</w:t>
-      </w:r>
-    </w:p>
-    <w:p>
-      <w:pPr>
-        <w:pStyle w:val="SourceCode"/>
-        <w:keepNext/>
-      </w:pPr>
-      <w:r>
-        <w:t xml:space="preserve">  &lt;ItemGroup&gt;</w:t>
-      </w:r>
-    </w:p>
-    <w:p>
-      <w:pPr>
-        <w:pStyle w:val="SourceCode"/>
-        <w:keepNext/>
-      </w:pPr>
-      <w:r>
-        <w:t xml:space="preserve">    &lt;PackageReference Include="MySqlConnector" Version="2.6.2" /&gt;</w:t>
-      </w:r>
-    </w:p>
-    <w:p>
-      <w:pPr>
-        <w:pStyle w:val="SourceCode"/>
-        <w:keepNext/>
-      </w:pPr>
-      <w:r>
-        <w:t xml:space="preserve">  &lt;/ItemGroup&gt;</w:t>
-      </w:r>
-    </w:p>
-    <w:p>
-      <w:pPr>
-        <w:pStyle w:val="SourceCode"/>
-      </w:pPr>
-      <w:r>
-        <w:t>&lt;/Project&gt;</w:t>
-      </w:r>
-    </w:p>
-    <w:p>
-      <w:pPr>
-        <w:keepNext/>
-      </w:pPr>
-    </w:p>
-    <w:p>
-      <w:pPr>
-        <w:keepNext/>
-      </w:pPr>
-    </w:p>
-    <w:p>
-      <w:pPr>
-        <w:pStyle w:val="Heading2"/>
-      </w:pPr>
-      <w:r>
-        <w:t>csharp/Server/Server.csproj</w:t>
-      </w:r>
-    </w:p>
-    <w:p>
-      <w:pPr>
-        <w:pStyle w:val="SourceCode"/>
-        <w:keepNext/>
-      </w:pPr>
-      <w:r>
-        <w:t>&lt;Project Sdk="Microsoft.NET.Sdk.Web"&gt;</w:t>
-      </w:r>
-    </w:p>
-    <w:p>
-      <w:pPr>
-        <w:pStyle w:val="SourceCode"/>
-        <w:keepNext/>
-      </w:pPr>
-      <w:r>
-        <w:t xml:space="preserve">  &lt;PropertyGroup&gt;</w:t>
-      </w:r>
-    </w:p>
-    <w:p>
-      <w:pPr>
-        <w:pStyle w:val="SourceCode"/>
-        <w:keepNext/>
-      </w:pPr>
-      <w:r>
-        <w:t xml:space="preserve">    &lt;OutputType&gt;Exe&lt;/OutputType&gt;</w:t>
-      </w:r>
-    </w:p>
-    <w:p>
-      <w:pPr>
-        <w:pStyle w:val="SourceCode"/>
-        <w:keepNext/>
-      </w:pPr>
-      <w:r>
-        <w:t xml:space="preserve">    &lt;TargetFramework&gt;net10.0&lt;/TargetFramework&gt;</w:t>
-      </w:r>
-    </w:p>
-    <w:p>
-      <w:pPr>
-        <w:pStyle w:val="SourceCode"/>
-        <w:keepNext/>
-      </w:pPr>
-      <w:r>
-        <w:t xml:space="preserve">    &lt;ImplicitUsings&gt;enable&lt;/ImplicitUsings&gt;</w:t>
-      </w:r>
-    </w:p>
-    <w:p>
-      <w:pPr>
-        <w:pStyle w:val="SourceCode"/>
-        <w:keepNext/>
-      </w:pPr>
-      <w:r>
-        <w:t xml:space="preserve">    &lt;Nullable&gt;enable&lt;/Nullable&gt;</w:t>
-      </w:r>
-    </w:p>
-    <w:p>
-      <w:pPr>
-        <w:pStyle w:val="SourceCode"/>
-        <w:keepNext/>
-      </w:pPr>
-      <w:r>
-        <w:t xml:space="preserve">    &lt;RunWorkingDirectory&gt;$(MSBuildStartupDirectory)&lt;/RunWorkingDirectory&gt;</w:t>
-      </w:r>
-    </w:p>
-    <w:p>
-      <w:pPr>
-        <w:pStyle w:val="SourceCode"/>
-        <w:keepNext/>
-      </w:pPr>
-      <w:r>
-        <w:t xml:space="preserve">  &lt;/PropertyGroup&gt;</w:t>
-      </w:r>
-    </w:p>
-    <w:p>
-      <w:pPr>
-        <w:pStyle w:val="SourceCode"/>
-      </w:pPr>
-      <w:r>
-        <w:t>&lt;/Project&gt;</w:t>
-      </w:r>
-    </w:p>
-    <w:p>
-      <w:pPr>
-        <w:keepNext/>
-      </w:pPr>
-    </w:p>
-    <w:p>
-      <w:pPr>
-        <w:keepNext/>
-      </w:pPr>
-    </w:p>
-    <w:p>
-      <w:pPr>
-        <w:pStyle w:val="Heading2"/>
-      </w:pPr>
-      <w:r>
-        <w:t>csharp/Client/Client.csproj</w:t>
-      </w:r>
-    </w:p>
-    <w:p>
-      <w:pPr>
-        <w:pStyle w:val="SourceCode"/>
-        <w:keepNext/>
-      </w:pPr>
-      <w:r>
-        <w:t>&lt;Project Sdk="Microsoft.NET.Sdk"&gt;</w:t>
-      </w:r>
-    </w:p>
-    <w:p>
-      <w:pPr>
-        <w:pStyle w:val="SourceCode"/>
-        <w:keepNext/>
-      </w:pPr>
-      <w:r>
-        <w:t xml:space="preserve">  &lt;PropertyGroup&gt;</w:t>
-      </w:r>
-    </w:p>
-    <w:p>
-      <w:pPr>
-        <w:pStyle w:val="SourceCode"/>
-        <w:keepNext/>
-      </w:pPr>
-      <w:r>
-        <w:t xml:space="preserve">    &lt;OutputType&gt;Exe&lt;/OutputType&gt;</w:t>
-      </w:r>
-    </w:p>
-    <w:p>
-      <w:pPr>
-        <w:pStyle w:val="SourceCode"/>
-        <w:keepNext/>
-      </w:pPr>
-      <w:r>
-        <w:t xml:space="preserve">    &lt;TargetFramework&gt;net10.0&lt;/TargetFramework&gt;</w:t>
-      </w:r>
-    </w:p>
-    <w:p>
-      <w:pPr>
-        <w:pStyle w:val="SourceCode"/>
-        <w:keepNext/>
-      </w:pPr>
-      <w:r>
-        <w:t xml:space="preserve">    &lt;ImplicitUsings&gt;enable&lt;/ImplicitUsings&gt;</w:t>
-      </w:r>
-    </w:p>
-    <w:p>
-      <w:pPr>
-        <w:pStyle w:val="SourceCode"/>
-        <w:keepNext/>
-      </w:pPr>
-      <w:r>
-        <w:t xml:space="preserve">    &lt;Nullable&gt;enable&lt;/Nullable&gt;</w:t>
-      </w:r>
-    </w:p>
-    <w:p>
-      <w:pPr>
-        <w:pStyle w:val="SourceCode"/>
-        <w:keepNext/>
-      </w:pPr>
-      <w:r>
-        <w:t xml:space="preserve">  &lt;/PropertyGroup&gt;</w:t>
-      </w:r>
-    </w:p>
-    <w:p>
-      <w:pPr>
-        <w:pStyle w:val="SourceCode"/>
-      </w:pPr>
-      <w:r>
-        <w:t>&lt;/Project&gt;</w:t>
-      </w:r>
-    </w:p>
-    <w:p>
-      <w:pPr>
-        <w:keepNext/>
-      </w:pPr>
-    </w:p>
-    <w:p>
-      <w:pPr>
-        <w:keepNext/>
-      </w:pPr>
-    </w:p>
-    <w:p>
-      <w:pPr>
-        <w:pStyle w:val="Heading2"/>
-      </w:pPr>
-      <w:r>
-        <w:t>go/go.mod</w:t>
-      </w:r>
-    </w:p>
-    <w:p>
-      <w:pPr>
-        <w:pStyle w:val="SourceCode"/>
-        <w:keepNext/>
-      </w:pPr>
-      <w:r>
-        <w:t>module example.com/whatisanapi</w:t>
-      </w:r>
-    </w:p>
-    <w:p>
-      <w:pPr>
-        <w:pStyle w:val="SourceCode"/>
-        <w:keepNext/>
-      </w:pPr>
-    </w:p>
-    <w:p>
-      <w:pPr>
-        <w:pStyle w:val="SourceCode"/>
-        <w:keepNext/>
-      </w:pPr>
-      <w:r>
-        <w:t>go 1.24.0</w:t>
-      </w:r>
-    </w:p>
-    <w:p>
-      <w:pPr>
-        <w:pStyle w:val="SourceCode"/>
-        <w:keepNext/>
-      </w:pPr>
-    </w:p>
-    <w:p>
-      <w:pPr>
-        <w:pStyle w:val="SourceCode"/>
-        <w:keepNext/>
-      </w:pPr>
-      <w:r>
-        <w:t>require github.com/go-sql-driver/mysql v1.10.1</w:t>
-      </w:r>
-    </w:p>
-    <w:p>
-      <w:pPr>
-        <w:pStyle w:val="SourceCode"/>
-        <w:keepNext/>
-      </w:pPr>
-    </w:p>
-    <w:p>
-      <w:pPr>
-        <w:pStyle w:val="SourceCode"/>
-      </w:pPr>
-      <w:r>
-        <w:t>require filippo.io/edwards25519 v1.2.0 // indirect</w:t>
-      </w:r>
-    </w:p>
-    <w:p>
-      <w:pPr>
-        <w:keepNext/>
-      </w:pPr>
-    </w:p>
-    <w:p>
-      <w:pPr>
-        <w:keepNext/>
-      </w:pPr>
-    </w:p>
-    <w:p>
-      <w:pPr>
-        <w:pStyle w:val="Heading2"/>
-      </w:pPr>
-      <w:r>
         <w:t>typescript/package.json</w:t>
       </w:r>
     </w:p>
@@ -29606,164 +31684,6 @@
       </w:pPr>
       <w:r>
         <w:t xml:space="preserve">  }</w:t>
-      </w:r>
-    </w:p>
-    <w:p>
-      <w:pPr>
-        <w:pStyle w:val="SourceCode"/>
-      </w:pPr>
-      <w:r>
-        <w:t>}</w:t>
-      </w:r>
-    </w:p>
-    <w:p>
-      <w:pPr>
-        <w:keepNext/>
-      </w:pPr>
-    </w:p>
-    <w:p>
-      <w:pPr>
-        <w:keepNext/>
-      </w:pPr>
-    </w:p>
-    <w:p>
-      <w:pPr>
-        <w:pStyle w:val="Heading2"/>
-      </w:pPr>
-      <w:r>
-        <w:t>typescript/tsconfig.json</w:t>
-      </w:r>
-    </w:p>
-    <w:p>
-      <w:pPr>
-        <w:pStyle w:val="SourceCode"/>
-        <w:keepNext/>
-      </w:pPr>
-      <w:r>
-        <w:t>{</w:t>
-      </w:r>
-    </w:p>
-    <w:p>
-      <w:pPr>
-        <w:pStyle w:val="SourceCode"/>
-        <w:keepNext/>
-      </w:pPr>
-      <w:r>
-        <w:t xml:space="preserve">  "compilerOptions": {</w:t>
-      </w:r>
-    </w:p>
-    <w:p>
-      <w:pPr>
-        <w:pStyle w:val="SourceCode"/>
-      </w:pPr>
-      <w:r>
-        <w:t xml:space="preserve">    "target": "ES2022",</w:t>
-      </w:r>
-    </w:p>
-    <w:p>
-      <w:pPr>
-        <w:pStyle w:val="SourceCode"/>
-      </w:pPr>
-      <w:r>
-        <w:t xml:space="preserve">    "module": "NodeNext",</w:t>
-      </w:r>
-    </w:p>
-    <w:p>
-      <w:pPr>
-        <w:pStyle w:val="SourceCode"/>
-      </w:pPr>
-      <w:r>
-        <w:t xml:space="preserve">    "moduleResolution": "NodeNext",</w:t>
-      </w:r>
-    </w:p>
-    <w:p>
-      <w:pPr>
-        <w:pStyle w:val="SourceCode"/>
-      </w:pPr>
-      <w:r>
-        <w:t xml:space="preserve">    "rootDir": "src",</w:t>
-      </w:r>
-    </w:p>
-    <w:p>
-      <w:pPr>
-        <w:pStyle w:val="SourceCode"/>
-      </w:pPr>
-      <w:r>
-        <w:t xml:space="preserve">    "outDir": "dist",</w:t>
-      </w:r>
-    </w:p>
-    <w:p>
-      <w:pPr>
-        <w:pStyle w:val="SourceCode"/>
-      </w:pPr>
-      <w:r>
-        <w:t xml:space="preserve">    "strict": true,</w:t>
-      </w:r>
-    </w:p>
-    <w:p>
-      <w:pPr>
-        <w:pStyle w:val="SourceCode"/>
-      </w:pPr>
-      <w:r>
-        <w:t xml:space="preserve">    "types": [</w:t>
-      </w:r>
-    </w:p>
-    <w:p>
-      <w:pPr>
-        <w:pStyle w:val="SourceCode"/>
-      </w:pPr>
-      <w:r>
-        <w:t xml:space="preserve">      "node"</w:t>
-      </w:r>
-    </w:p>
-    <w:p>
-      <w:pPr>
-        <w:pStyle w:val="SourceCode"/>
-      </w:pPr>
-      <w:r>
-        <w:t xml:space="preserve">    ],</w:t>
-      </w:r>
-    </w:p>
-    <w:p>
-      <w:pPr>
-        <w:pStyle w:val="SourceCode"/>
-      </w:pPr>
-      <w:r>
-        <w:t xml:space="preserve">    "moduleDetection": "force"</w:t>
-      </w:r>
-    </w:p>
-    <w:p>
-      <w:pPr>
-        <w:pStyle w:val="SourceCode"/>
-      </w:pPr>
-      <w:r>
-        <w:t xml:space="preserve">  },</w:t>
-      </w:r>
-    </w:p>
-    <w:p>
-      <w:pPr>
-        <w:pStyle w:val="SourceCode"/>
-      </w:pPr>
-      <w:r>
-        <w:t xml:space="preserve">  "include": [</w:t>
-      </w:r>
-    </w:p>
-    <w:p>
-      <w:pPr>
-        <w:pStyle w:val="SourceCode"/>
-        <w:keepNext/>
-      </w:pPr>
-      <w:r>
-        <w:t xml:space="preserve">    "src/**/*.ts"</w:t>
-      </w:r>
-    </w:p>
-    <w:p>
-      <w:pPr>
-        <w:pStyle w:val="SourceCode"/>
-        <w:keepNext/>
-      </w:pPr>
-      <w:r>
-        <w:t xml:space="preserve">  ]</w:t>
       </w:r>
     </w:p>
     <w:p>
@@ -30807,31 +32727,31 @@
       </w:rPr>
     </w:lvl>
   </w:abstractNum>
-  <w:num w:numId="1" w16cid:durableId="1751271234">
+  <w:num w:numId="1" w16cid:durableId="642079182">
     <w:abstractNumId w:val="8"/>
   </w:num>
-  <w:num w:numId="2" w16cid:durableId="1100829822">
+  <w:num w:numId="2" w16cid:durableId="386687511">
     <w:abstractNumId w:val="6"/>
   </w:num>
-  <w:num w:numId="3" w16cid:durableId="1862741421">
+  <w:num w:numId="3" w16cid:durableId="1297952620">
     <w:abstractNumId w:val="5"/>
   </w:num>
-  <w:num w:numId="4" w16cid:durableId="181164863">
+  <w:num w:numId="4" w16cid:durableId="39790834">
     <w:abstractNumId w:val="4"/>
   </w:num>
-  <w:num w:numId="5" w16cid:durableId="1054547898">
+  <w:num w:numId="5" w16cid:durableId="1112364867">
     <w:abstractNumId w:val="7"/>
   </w:num>
-  <w:num w:numId="6" w16cid:durableId="250621829">
+  <w:num w:numId="6" w16cid:durableId="884147337">
     <w:abstractNumId w:val="3"/>
   </w:num>
-  <w:num w:numId="7" w16cid:durableId="1320621343">
+  <w:num w:numId="7" w16cid:durableId="16661302">
     <w:abstractNumId w:val="2"/>
   </w:num>
-  <w:num w:numId="8" w16cid:durableId="1913617670">
+  <w:num w:numId="8" w16cid:durableId="562913965">
     <w:abstractNumId w:val="1"/>
   </w:num>
-  <w:num w:numId="9" w16cid:durableId="601424602">
+  <w:num w:numId="9" w16cid:durableId="640037925">
     <w:abstractNumId w:val="0"/>
   </w:num>
 </w:numbering>

--- a/Volume 1/Chapter 06 - RESTful APIs/SPA_Vol1_Ch6_Lesson6_1_What_Is_An_API.docx
+++ b/Volume 1/Chapter 06 - RESTful APIs/SPA_Vol1_Ch6_Lesson6_1_What_Is_An_API.docx
@@ -663,6 +663,7 @@
         <w:pStyle w:val="ListBullet"/>
       </w:pPr>
       <w:r>
+        <w:lastRenderedPageBreak/>
         <w:t>The servers and the clients are Lesson 6.0's, unchanged: the server answers GET /api/v1/health with 200 and {"status":"ok"} and every other path with 404 and the not_found body, and the client prints Status: and Body:.</w:t>
       </w:r>
     </w:p>
@@ -1056,6 +1057,7 @@
         <w:pStyle w:val="CommandBlock"/>
       </w:pPr>
       <w:r>
+        <w:lastRenderedPageBreak/>
         <w:t xml:space="preserve">  python/client.py</w:t>
       </w:r>
     </w:p>
@@ -1364,6 +1366,7 @@
         <w:pStyle w:val="CommandBlock"/>
       </w:pPr>
       <w:r>
+        <w:lastRenderedPageBreak/>
         <w:t xml:space="preserve">    Out-Null</w:t>
       </w:r>
     </w:p>
@@ -5656,7 +5659,7 @@
         <w:pStyle w:val="SourceCode"/>
       </w:pPr>
       <w:r>
-        <w:t xml:space="preserve">    // failed.</w:t>
+        <w:t xml:space="preserve">    // failed, with the server's message in failure.</w:t>
       </w:r>
     </w:p>
     <w:p>
@@ -6053,7 +6056,7 @@
         <w:pStyle w:val="SourceCode"/>
       </w:pPr>
       <w:r>
-        <w:t>// the file cannot be opened or does not fit.</w:t>
+        <w:t>// it cannot be opened or does not fit. Remember, feof: the end was reached.</w:t>
       </w:r>
     </w:p>
     <w:p>
@@ -6351,15 +6354,15 @@
         <w:pStyle w:val="SourceCode"/>
       </w:pPr>
       <w:r>
-        <w:t xml:space="preserve">    // A response is a status, headers, and a body. _static means the body</w:t>
-      </w:r>
-    </w:p>
-    <w:p>
-      <w:pPr>
-        <w:pStyle w:val="SourceCode"/>
-      </w:pPr>
-      <w:r>
-        <w:t xml:space="preserve">    // is text that lives as long as the program, such as a string literal.</w:t>
+        <w:t xml:space="preserve">    // A response: status, headers, body. _static: the text lasts as long as</w:t>
+      </w:r>
+    </w:p>
+    <w:p>
+      <w:pPr>
+        <w:pStyle w:val="SourceCode"/>
+      </w:pPr>
+      <w:r>
+        <w:t xml:space="preserve">    // the program. The queue holds it until it is sent; destroy drops our hold.</w:t>
       </w:r>
     </w:p>
     <w:p>
@@ -6545,23 +6548,23 @@
         <w:pStyle w:val="SourceCode"/>
       </w:pPr>
       <w:r>
-        <w:t xml:space="preserve">    // can reach the server. sockaddr_in is the sockets library's record for</w:t>
-      </w:r>
-    </w:p>
-    <w:p>
-      <w:pPr>
-        <w:pStyle w:val="SourceCode"/>
-      </w:pPr>
-      <w:r>
-        <w:t xml:space="preserve">    // an IPv4 address and a port (Volume 3 teaches sockets). htons and</w:t>
-      </w:r>
-    </w:p>
-    <w:p>
-      <w:pPr>
-        <w:pStyle w:val="SourceCode"/>
-      </w:pPr>
-      <w:r>
-        <w:t xml:space="preserve">    // inet_pton write the port and the address the way the network wants.</w:t>
+        <w:t xml:space="preserve">    // can reach the server. sockaddr_in is the sockets record of an IPv4</w:t>
+      </w:r>
+    </w:p>
+    <w:p>
+      <w:pPr>
+        <w:pStyle w:val="SourceCode"/>
+      </w:pPr>
+      <w:r>
+        <w:t xml:space="preserve">    // address and port (Volume 3 teaches sockets); htons and inet_pton write</w:t>
+      </w:r>
+    </w:p>
+    <w:p>
+      <w:pPr>
+        <w:pStyle w:val="SourceCode"/>
+      </w:pPr>
+      <w:r>
+        <w:t xml:space="preserve">    // them for the network; casts below pass it as struct sockaddr (Lesson 2.16).</w:t>
       </w:r>
     </w:p>
     <w:p>
@@ -6608,21 +6611,24 @@
       <w:pPr>
         <w:pStyle w:val="SourceCode"/>
       </w:pPr>
-    </w:p>
-    <w:p>
-      <w:pPr>
-        <w:pStyle w:val="SourceCode"/>
-      </w:pPr>
-      <w:r>
-        <w:t xml:space="preserve">    // Start the server. MHD_USE_TLS turns on HTTPS, and the two thread flags</w:t>
-      </w:r>
-    </w:p>
-    <w:p>
-      <w:pPr>
-        <w:pStyle w:val="SourceCode"/>
-      </w:pPr>
-      <w:r>
-        <w:t xml:space="preserve">    // answer each connection on its own thread, inside the library.</w:t>
+      <w:r>
+        <w:t xml:space="preserve">    // Start the server: | joins the flags (Lesson 3.16), HTTPS and a thread</w:t>
+      </w:r>
+    </w:p>
+    <w:p>
+      <w:pPr>
+        <w:pStyle w:val="SourceCode"/>
+      </w:pPr>
+      <w:r>
+        <w:t xml:space="preserve">    // per connection. Then the port, no connection filter (NULL, NULL),</w:t>
+      </w:r>
+    </w:p>
+    <w:p>
+      <w:pPr>
+        <w:pStyle w:val="SourceCode"/>
+      </w:pPr>
+      <w:r>
+        <w:t xml:space="preserve">    // answer_request, its context (NULL), and options up to MHD_OPTION_END.</w:t>
       </w:r>
     </w:p>
     <w:p>
@@ -6902,23 +6908,23 @@
         <w:pStyle w:val="SourceCode"/>
       </w:pPr>
       <w:r>
-        <w:t>// piece. destination is the char array main passed in; the piece is added</w:t>
-      </w:r>
-    </w:p>
-    <w:p>
-      <w:pPr>
-        <w:pStyle w:val="SourceCode"/>
-      </w:pPr>
-      <w:r>
-        <w:t>// to the end of it. Returns how many bytes it took: anything else tells</w:t>
-      </w:r>
-    </w:p>
-    <w:p>
-      <w:pPr>
-        <w:pStyle w:val="SourceCode"/>
-      </w:pPr>
-      <w:r>
-        <w:t>// libcurl to stop.</w:t>
+        <w:t>// piece, size * count bytes long (size is always 1). destination is the</w:t>
+      </w:r>
+    </w:p>
+    <w:p>
+      <w:pPr>
+        <w:pStyle w:val="SourceCode"/>
+      </w:pPr>
+      <w:r>
+        <w:t>// char array main passed in; the piece is added to the end of it. Returns</w:t>
+      </w:r>
+    </w:p>
+    <w:p>
+      <w:pPr>
+        <w:pStyle w:val="SourceCode"/>
+      </w:pPr>
+      <w:r>
+        <w:t>// how many bytes it took: anything else tells libcurl to stop.</w:t>
       </w:r>
     </w:p>
     <w:p>
@@ -7168,15 +7174,15 @@
         <w:pStyle w:val="SourceCode"/>
       </w:pPr>
       <w:r>
-        <w:t xml:space="preserve">    // curl_easy_perform connects, checks the certificate, sends the GET</w:t>
-      </w:r>
-    </w:p>
-    <w:p>
-      <w:pPr>
-        <w:pStyle w:val="SourceCode"/>
-      </w:pPr>
-      <w:r>
-        <w:t xml:space="preserve">    // request, and receives the answer.</w:t>
+        <w:t xml:space="preserve">    // curl_easy_perform connects, checks the certificate, sends the GET, and</w:t>
+      </w:r>
+    </w:p>
+    <w:p>
+      <w:pPr>
+        <w:pStyle w:val="SourceCode"/>
+      </w:pPr>
+      <w:r>
+        <w:t xml:space="preserve">    // gets the answer: CURLE_OK, or a code curl_easy_strerror puts in words.</w:t>
       </w:r>
     </w:p>
     <w:p>
@@ -8610,6 +8616,9 @@
       <w:pPr>
         <w:pStyle w:val="SourceCode"/>
       </w:pPr>
+      <w:r>
+        <w:t>// Remember, C joins strings written side by side, as in API_PREFIX "/health".</w:t>
+      </w:r>
     </w:p>
     <w:p>
       <w:pPr>
@@ -8847,15 +8856,15 @@
         <w:pStyle w:val="SourceCode"/>
       </w:pPr>
       <w:r>
-        <w:t>// the library keep its own copy of the text, so json_text may be gone by</w:t>
-      </w:r>
-    </w:p>
-    <w:p>
-      <w:pPr>
-        <w:pStyle w:val="SourceCode"/>
-      </w:pPr>
-      <w:r>
-        <w:t>// the time the answer is sent.</w:t>
+        <w:t>// the library keep its own copy of the text, so json_text may be gone before</w:t>
+      </w:r>
+    </w:p>
+    <w:p>
+      <w:pPr>
+        <w:pStyle w:val="SourceCode"/>
+      </w:pPr>
+      <w:r>
+        <w:t>// it is sent; the queue holds the response, so destroy only lets go of ours.</w:t>
       </w:r>
     </w:p>
     <w:p>
@@ -9094,7 +9103,7 @@
         <w:pStyle w:val="SourceCode"/>
       </w:pPr>
       <w:r>
-        <w:t>// sets aside memory for it (Volume 1, Chapter 10 teaches malloc and free),</w:t>
+        <w:t>// sets aside memory for it (Volume 1, Chapter 9 teaches malloc and free),</w:t>
       </w:r>
     </w:p>
     <w:p>
@@ -9320,7 +9329,7 @@
         <w:pStyle w:val="SourceCode"/>
       </w:pPr>
       <w:r>
-        <w:t>// path alone, and request_state holds save_target's copy.</w:t>
+        <w:t>// path alone; request_state holds save_target's copy, or NULL: then use url.</w:t>
       </w:r>
     </w:p>
     <w:p>
@@ -9485,7 +9494,7 @@
         <w:pStyle w:val="SourceCode"/>
       </w:pPr>
       <w:r>
-        <w:t>// Read a whole small text file into contents. Returns 1 on success.</w:t>
+        <w:t>// Read a small text file whole; 1 on success. Remember, feof: end reached.</w:t>
       </w:r>
     </w:p>
     <w:p>
@@ -9809,15 +9818,15 @@
         <w:pStyle w:val="SourceCode"/>
       </w:pPr>
       <w:r>
-        <w:t xml:space="preserve">    // Remember, MHD_USE_TLS turns on HTTPS, and each connection gets its own</w:t>
-      </w:r>
-    </w:p>
-    <w:p>
-      <w:pPr>
-        <w:pStyle w:val="SourceCode"/>
-      </w:pPr>
-      <w:r>
-        <w:t xml:space="preserve">    // thread inside the library.</w:t>
+        <w:t xml:space="preserve">    // Remember, MHD_USE_TLS turns on HTTPS, and each connection gets a thread.</w:t>
+      </w:r>
+    </w:p>
+    <w:p>
+      <w:pPr>
+        <w:pStyle w:val="SourceCode"/>
+      </w:pPr>
+      <w:r>
+        <w:t xml:space="preserve">    // The last two options hand the library save_target and free_target.</w:t>
       </w:r>
     </w:p>
     <w:p>
@@ -10086,6 +10095,9 @@
       <w:pPr>
         <w:pStyle w:val="SourceCode"/>
       </w:pPr>
+      <w:r>
+        <w:t>// Remember, C joins strings written side by side, as in API_BASE "/health".</w:t>
+      </w:r>
     </w:p>
     <w:p>
       <w:pPr>
@@ -10371,7 +10383,7 @@
         <w:pStyle w:val="SourceCode"/>
       </w:pPr>
       <w:r>
-        <w:t xml:space="preserve">    // Give up after 10 seconds instead of waiting forever.</w:t>
+        <w:t xml:space="preserve">    // Give up after 10 seconds, not forever; libcurl reads the number as a long.</w:t>
       </w:r>
     </w:p>
     <w:p>
@@ -11371,15 +11383,15 @@
         <w:pStyle w:val="SourceCode"/>
       </w:pPr>
       <w:r>
-        <w:t xml:space="preserve">    // Remember, the password comes only from SPA_DB_PASSWORD, and a</w:t>
-      </w:r>
-    </w:p>
-    <w:p>
-      <w:pPr>
-        <w:pStyle w:val="SourceCode"/>
-      </w:pPr>
-      <w:r>
-        <w:t xml:space="preserve">    // failed query throws an sql::SQLException.</w:t>
+        <w:t xml:space="preserve">    // Remember, the password comes only from SPA_DB_PASSWORD (? : passes ""</w:t>
+      </w:r>
+    </w:p>
+    <w:p>
+      <w:pPr>
+        <w:pStyle w:val="SourceCode"/>
+      </w:pPr>
+      <w:r>
+        <w:t xml:space="preserve">    // when it is unset), and *connection is the connection unique_ptr owns.</w:t>
       </w:r>
     </w:p>
     <w:p>
@@ -13340,6 +13352,9 @@
       <w:pPr>
         <w:pStyle w:val="SourceCode"/>
       </w:pPr>
+      <w:r>
+        <w:t>// Remember, this define turns on cpp-httplib's HTTPS parts.</w:t>
+      </w:r>
     </w:p>
     <w:p>
       <w:pPr>
@@ -14170,6 +14185,9 @@
       <w:pPr>
         <w:pStyle w:val="SourceCode"/>
       </w:pPr>
+      <w:r>
+        <w:t>// Remember, this define turns on cpp-httplib's HTTPS parts.</w:t>
+      </w:r>
     </w:p>
     <w:p>
       <w:pPr>
@@ -15471,15 +15489,15 @@
         <w:pStyle w:val="SourceCode"/>
       </w:pPr>
       <w:r>
-        <w:t xml:space="preserve">        // Remember, the password comes only from SPA_DB_PASSWORD, a failed</w:t>
-      </w:r>
-    </w:p>
-    <w:p>
-      <w:pPr>
-        <w:pStyle w:val="SourceCode"/>
-      </w:pPr>
-      <w:r>
-        <w:t xml:space="preserve">        // query throws a MySqlException, and using closes the connection.</w:t>
+        <w:t xml:space="preserve">        // Remember, the password comes only from SPA_DB_PASSWORD; ?? gives the</w:t>
+      </w:r>
+    </w:p>
+    <w:p>
+      <w:pPr>
+        <w:pStyle w:val="SourceCode"/>
+      </w:pPr>
+      <w:r>
+        <w:t xml:space="preserve">        // left value, or "" if it is null (not set). using closes the connection.</w:t>
       </w:r>
     </w:p>
     <w:p>
@@ -15804,6 +15822,9 @@
       <w:pPr>
         <w:pStyle w:val="SourceCode"/>
       </w:pPr>
+      <w:r>
+        <w:t xml:space="preserve">        // CreateBuilder makes a builder for the settings; Build makes the app.</w:t>
+      </w:r>
     </w:p>
     <w:p>
       <w:pPr>
@@ -15842,15 +15863,15 @@
         <w:pStyle w:val="SourceCode"/>
       </w:pPr>
       <w:r>
-        <w:t xml:space="preserve">        // Listen on 127.0.0.1, port 8765, only, so no other computer can</w:t>
-      </w:r>
-    </w:p>
-    <w:p>
-      <w:pPr>
-        <w:pStyle w:val="SourceCode"/>
-      </w:pPr>
-      <w:r>
-        <w:t xml:space="preserve">        // reach the server, and use HTTPS with the certificate.</w:t>
+        <w:t xml:space="preserve">        // ConfigureKestrel calls the lambda (Lesson 2.7) with Kestrel's options:</w:t>
+      </w:r>
+    </w:p>
+    <w:p>
+      <w:pPr>
+        <w:pStyle w:val="SourceCode"/>
+      </w:pPr>
+      <w:r>
+        <w:t xml:space="preserve">        // listen on 127.0.0.1:8765 only, and the inner lambda adds HTTPS to it.</w:t>
       </w:r>
     </w:p>
     <w:p>
@@ -16231,15 +16252,15 @@
         <w:pStyle w:val="SourceCode"/>
       </w:pPr>
       <w:r>
-        <w:t xml:space="preserve">        // The handler makes the connections; SslOptions sets how its TLS</w:t>
-      </w:r>
-    </w:p>
-    <w:p>
-      <w:pPr>
-        <w:pStyle w:val="SourceCode"/>
-      </w:pPr>
-      <w:r>
-        <w:t xml:space="preserve">        // checks the server's certificate. HttpClient sends the requests.</w:t>
+        <w:t xml:space="preserve">        // The handler connects; SslOptions sets how its TLS checks certificates.</w:t>
+      </w:r>
+    </w:p>
+    <w:p>
+      <w:pPr>
+        <w:pStyle w:val="SourceCode"/>
+      </w:pPr>
+      <w:r>
+        <w:t xml:space="preserve">        // HttpClient sends requests. Remember, using closes it when Main ends.</w:t>
       </w:r>
     </w:p>
     <w:p>
@@ -19537,7 +19558,7 @@
     </w:p>
     <w:p>
       <w:r>
-        <w:t>Go's local call uses the Chapter 5 project's contacts package and the go-sql-driver/mysql driver, which go mod tidy downloaded in step 2. The server and the client are Lesson 6.0's: net/http on both sides. Remember, each program is its own main package in its own folder, and the module in the go folder is example.com/whatisanapi.</w:t>
+        <w:t>Go's local call uses the Chapter 5 project's contacts package and the go-sql-driver/mysql driver, which go get downloaded in step 1. The server and the client are Lesson 6.0's: net/http on both sides. Remember, each program is its own main package in its own folder, and the module in the go folder is example.com/whatisanapi.</w:t>
       </w:r>
     </w:p>
     <w:p>
@@ -19849,15 +19870,15 @@
         <w:pStyle w:val="SourceCode"/>
       </w:pPr>
       <w:r>
-        <w:t xml:space="preserve">    // Remember, the password comes only from SPA_DB_PASSWORD, and every</w:t>
-      </w:r>
-    </w:p>
-    <w:p>
-      <w:pPr>
-        <w:pStyle w:val="SourceCode"/>
-      </w:pPr>
-      <w:r>
-        <w:t xml:space="preserve">    // call that can fail returns an err to check.</w:t>
+        <w:t xml:space="preserve">    // Remember, the password comes only from SPA_DB_PASSWORD, and a call that</w:t>
+      </w:r>
+    </w:p>
+    <w:p>
+      <w:pPr>
+        <w:pStyle w:val="SourceCode"/>
+      </w:pPr>
+      <w:r>
+        <w:t xml:space="preserve">    // can fail returns an err; database is nil when the connection failed.</w:t>
       </w:r>
     </w:p>
     <w:p>
@@ -20186,6 +20207,8 @@
       </w:pPr>
       <w:r>
         <w:tab/>
+      </w:r>
+      <w:r>
         <w:t>writer.Header().Set("Content-Type", "application/json; charset=utf-8")</w:t>
       </w:r>
     </w:p>
@@ -20195,8 +20218,6 @@
       </w:pPr>
       <w:r>
         <w:tab/>
-      </w:r>
-      <w:r>
         <w:t>writer.WriteHeader(404)</w:t>
       </w:r>
     </w:p>
@@ -20281,6 +20302,8 @@
       </w:pPr>
       <w:r>
         <w:tab/>
+      </w:r>
+      <w:r>
         <w:t>router.HandleFunc("/", handleNotFound)</w:t>
       </w:r>
     </w:p>
@@ -20295,9 +20318,7 @@
       </w:pPr>
       <w:r>
         <w:tab/>
-      </w:r>
-      <w:r>
-        <w:t>// Listen on 127.0.0.1, port 8765, only, so no other computer can reach</w:t>
+        <w:t>// Listen on 127.0.0.1, port 8765, only. "tcp" is the kind of connection</w:t>
       </w:r>
     </w:p>
     <w:p>
@@ -20306,7 +20327,7 @@
       </w:pPr>
       <w:r>
         <w:tab/>
-        <w:t>// the server. The port is open once net.Listen returns.</w:t>
+        <w:t>// HTTP uses (Lesson 7.6). The port is open once net.Listen returns.</w:t>
       </w:r>
     </w:p>
     <w:p>
@@ -20393,6 +20414,8 @@
       </w:pPr>
       <w:r>
         <w:tab/>
+      </w:r>
+      <w:r>
         <w:t>server := &amp;http.Server{Handler: router}</w:t>
       </w:r>
     </w:p>
@@ -20402,8 +20425,6 @@
       </w:pPr>
       <w:r>
         <w:tab/>
-      </w:r>
-      <w:r>
         <w:t>err = server.ServeTLS(listener, "certs/server.pem", "certs/server.key")</w:t>
       </w:r>
     </w:p>
@@ -20585,8 +20606,6 @@
       </w:pPr>
       <w:r>
         <w:tab/>
-      </w:r>
-      <w:r>
         <w:t>// A certificate pool holds the certificate authorities a client trusts.</w:t>
       </w:r>
     </w:p>
@@ -20697,6 +20716,8 @@
       </w:pPr>
       <w:r>
         <w:tab/>
+      </w:r>
+      <w:r>
         <w:t>// TLSClientConfig tells it which authorities to trust.</w:t>
       </w:r>
     </w:p>
@@ -20706,8 +20727,6 @@
       </w:pPr>
       <w:r>
         <w:tab/>
-      </w:r>
-      <w:r>
         <w:t>client := &amp;http.Client{Transport: &amp;http.Transport{</w:t>
       </w:r>
     </w:p>
@@ -20825,6 +20844,8 @@
       </w:pPr>
       <w:r>
         <w:tab/>
+      </w:r>
+      <w:r>
         <w:t>body, err := io.ReadAll(response.Body)</w:t>
       </w:r>
     </w:p>
@@ -20846,8 +20867,6 @@
       </w:r>
       <w:r>
         <w:tab/>
-      </w:r>
-      <w:r>
         <w:t>fmt.Fprintln(os.Stderr, "Error:", err)</w:t>
       </w:r>
     </w:p>
@@ -24000,15 +24019,15 @@
         <w:pStyle w:val="SourceCode"/>
       </w:pPr>
       <w:r>
-        <w:t xml:space="preserve">    # Remember, the password comes only from SPA_DB_PASSWORD, a failed</w:t>
-      </w:r>
-    </w:p>
-    <w:p>
-      <w:pPr>
-        <w:pStyle w:val="SourceCode"/>
-      </w:pPr>
-      <w:r>
-        <w:t xml:space="preserve">    # query raises mysql.connector.Error, and with closes the connection.</w:t>
+        <w:t xml:space="preserve">    # Remember, the password comes only from SPA_DB_PASSWORD; get gives ""</w:t>
+      </w:r>
+    </w:p>
+    <w:p>
+      <w:pPr>
+        <w:pStyle w:val="SourceCode"/>
+      </w:pPr>
+      <w:r>
+        <w:t xml:space="preserve">    # when it is not set. A failed query raises, and with closes the connection.</w:t>
       </w:r>
     </w:p>
     <w:p>
@@ -24312,15 +24331,15 @@
         <w:pStyle w:val="SourceCode"/>
       </w:pPr>
       <w:r>
-        <w:t xml:space="preserve">        # A response is a status, headers, a blank line, then the body.</w:t>
-      </w:r>
-    </w:p>
-    <w:p>
-      <w:pPr>
-        <w:pStyle w:val="SourceCode"/>
-      </w:pPr>
-      <w:r>
-        <w:t xml:space="preserve">        # The body is bytes, so encode turns the text into UTF-8 bytes.</w:t>
+        <w:t xml:space="preserve">        # A response is a status, headers, a blank line (end_headers), then the</w:t>
+      </w:r>
+    </w:p>
+    <w:p>
+      <w:pPr>
+        <w:pStyle w:val="SourceCode"/>
+      </w:pPr>
+      <w:r>
+        <w:t xml:space="preserve">        # body: encode makes UTF-8 bytes; wfile.write writes them to the client.</w:t>
       </w:r>
     </w:p>
     <w:p>
@@ -26011,7 +26030,7 @@
         <w:pStyle w:val="SourceCode"/>
       </w:pPr>
       <w:r>
-        <w:t xml:space="preserve">        # A HEAD request asks for the headers alone, so it gets no body.</w:t>
+        <w:t xml:space="preserve">        # self.command is the method. HEAD asks for the headers alone: no body.</w:t>
       </w:r>
     </w:p>
     <w:p>
@@ -27663,7 +27682,7 @@
     </w:p>
     <w:p>
       <w:r>
-        <w:t>TypeScript's local call uses the Chapter 5 project's contacts module and mysql2, which step 2's npm install added beside undici. The server and the client are Lesson 6.0's: node:https, and fetch through undici. Remember, npm --prefix .\typescript run build compiles every file in .\typescript\src, so the local call's build block builds the server and the client too; the server block builds again, so it also works on its own.</w:t>
+        <w:t>TypeScript's local call uses the Chapter 5 project's contacts module and mysql2, which step 1's npm install added beside undici. The server and the client are Lesson 6.0's: node:https, and fetch through undici. Remember, npm --prefix .\typescript run build compiles every file in .\typescript\src, so the local call's build block builds the server and the client too; the server block builds again, so it also works on its own.</w:t>
       </w:r>
     </w:p>
     <w:p>
@@ -27890,23 +27909,23 @@
         <w:pStyle w:val="SourceCode"/>
       </w:pPr>
       <w:r>
-        <w:t xml:space="preserve">    // Remember, the password comes only from SPA_DB_PASSWORD, a failed</w:t>
-      </w:r>
-    </w:p>
-    <w:p>
-      <w:pPr>
-        <w:pStyle w:val="SourceCode"/>
-      </w:pPr>
-      <w:r>
-        <w:t xml:space="preserve">    // query throws, and finally ends the connection however the block</w:t>
-      </w:r>
-    </w:p>
-    <w:p>
-      <w:pPr>
-        <w:pStyle w:val="SourceCode"/>
-      </w:pPr>
-      <w:r>
-        <w:t xml:space="preserve">    // ends.</w:t>
+        <w:t xml:space="preserve">    // Remember, the password comes only from SPA_DB_PASSWORD; ?? gives the</w:t>
+      </w:r>
+    </w:p>
+    <w:p>
+      <w:pPr>
+        <w:pStyle w:val="SourceCode"/>
+      </w:pPr>
+      <w:r>
+        <w:t xml:space="preserve">    // left value, or "" if it is null or undefined (not set). A failed query</w:t>
+      </w:r>
+    </w:p>
+    <w:p>
+      <w:pPr>
+        <w:pStyle w:val="SourceCode"/>
+      </w:pPr>
+      <w:r>
+        <w:t xml:space="preserve">    // throws, and finally ends the connection however the block ends.</w:t>
       </w:r>
     </w:p>
     <w:p>
@@ -29723,6 +29742,9 @@
       <w:pPr>
         <w:pStyle w:val="SourceCode"/>
       </w:pPr>
+      <w:r>
+        <w:t>// Remember, import type, above, brings in names used only as types.</w:t>
+      </w:r>
     </w:p>
     <w:p>
       <w:pPr>
@@ -30121,6 +30143,9 @@
       <w:pPr>
         <w:pStyle w:val="SourceCode"/>
       </w:pPr>
+      <w:r>
+        <w:t>// Buffer is Node's type for bytes, which readFileSync returns.</w:t>
+      </w:r>
     </w:p>
     <w:p>
       <w:pPr>
@@ -32179,7 +32204,7 @@
         <w:pStyle w:val="ListBullet"/>
       </w:pPr>
       <w:r>
-        <w:t>In every language, the client's one request names "/health" after the API's base (API_BASE, API_PREFIX in C++, ApiBase in C#, apiBase in Go). Change that "/health" to "/contacts/99".</w:t>
+        <w:t>In every language, the client's one request names "/health" after the API's base (API_BASE, API_PREFIX in C++, ApiBase in C#, apiBase in Go). Change that "/health" to "/contacts/99". In C, the comment above the #define lines quotes the same "/health"; change it too, so it still matches the code.</w:t>
       </w:r>
     </w:p>
     <w:p>
@@ -32727,31 +32752,31 @@
       </w:rPr>
     </w:lvl>
   </w:abstractNum>
-  <w:num w:numId="1" w16cid:durableId="642079182">
+  <w:num w:numId="1" w16cid:durableId="1202597232">
     <w:abstractNumId w:val="8"/>
   </w:num>
-  <w:num w:numId="2" w16cid:durableId="386687511">
+  <w:num w:numId="2" w16cid:durableId="258954831">
     <w:abstractNumId w:val="6"/>
   </w:num>
-  <w:num w:numId="3" w16cid:durableId="1297952620">
+  <w:num w:numId="3" w16cid:durableId="1420368853">
     <w:abstractNumId w:val="5"/>
   </w:num>
-  <w:num w:numId="4" w16cid:durableId="39790834">
+  <w:num w:numId="4" w16cid:durableId="134880958">
     <w:abstractNumId w:val="4"/>
   </w:num>
-  <w:num w:numId="5" w16cid:durableId="1112364867">
+  <w:num w:numId="5" w16cid:durableId="1033924453">
     <w:abstractNumId w:val="7"/>
   </w:num>
-  <w:num w:numId="6" w16cid:durableId="884147337">
+  <w:num w:numId="6" w16cid:durableId="2094617083">
     <w:abstractNumId w:val="3"/>
   </w:num>
-  <w:num w:numId="7" w16cid:durableId="16661302">
+  <w:num w:numId="7" w16cid:durableId="1832669996">
     <w:abstractNumId w:val="2"/>
   </w:num>
-  <w:num w:numId="8" w16cid:durableId="562913965">
+  <w:num w:numId="8" w16cid:durableId="1419475999">
     <w:abstractNumId w:val="1"/>
   </w:num>
-  <w:num w:numId="9" w16cid:durableId="640037925">
+  <w:num w:numId="9" w16cid:durableId="20907977">
     <w:abstractNumId w:val="0"/>
   </w:num>
 </w:numbering>

--- a/Volume 1/Chapter 06 - RESTful APIs/SPA_Vol1_Ch6_Lesson6_1_What_Is_An_API.docx
+++ b/Volume 1/Chapter 06 - RESTful APIs/SPA_Vol1_Ch6_Lesson6_1_What_Is_An_API.docx
@@ -2836,7 +2836,7 @@
         <w:keepNext/>
       </w:pPr>
       <w:r>
-        <w:t>$openssl = "C:\Program Files\Git\mingw64\bin\openssl.exe"</w:t>
+        <w:t>$openssl = "C:\Program Files\Git\ucrt64\bin\openssl.exe"</w:t>
       </w:r>
     </w:p>
     <w:p>
@@ -32752,31 +32752,31 @@
       </w:rPr>
     </w:lvl>
   </w:abstractNum>
-  <w:num w:numId="1" w16cid:durableId="1202597232">
+  <w:num w:numId="1" w16cid:durableId="1475413002">
     <w:abstractNumId w:val="8"/>
   </w:num>
-  <w:num w:numId="2" w16cid:durableId="258954831">
+  <w:num w:numId="2" w16cid:durableId="1245336278">
     <w:abstractNumId w:val="6"/>
   </w:num>
-  <w:num w:numId="3" w16cid:durableId="1420368853">
+  <w:num w:numId="3" w16cid:durableId="1240797772">
     <w:abstractNumId w:val="5"/>
   </w:num>
-  <w:num w:numId="4" w16cid:durableId="134880958">
+  <w:num w:numId="4" w16cid:durableId="934478343">
     <w:abstractNumId w:val="4"/>
   </w:num>
-  <w:num w:numId="5" w16cid:durableId="1033924453">
+  <w:num w:numId="5" w16cid:durableId="765661435">
     <w:abstractNumId w:val="7"/>
   </w:num>
-  <w:num w:numId="6" w16cid:durableId="2094617083">
+  <w:num w:numId="6" w16cid:durableId="1512259407">
     <w:abstractNumId w:val="3"/>
   </w:num>
-  <w:num w:numId="7" w16cid:durableId="1832669996">
+  <w:num w:numId="7" w16cid:durableId="759253467">
     <w:abstractNumId w:val="2"/>
   </w:num>
-  <w:num w:numId="8" w16cid:durableId="1419475999">
+  <w:num w:numId="8" w16cid:durableId="317614092">
     <w:abstractNumId w:val="1"/>
   </w:num>
-  <w:num w:numId="9" w16cid:durableId="20907977">
+  <w:num w:numId="9" w16cid:durableId="1132601093">
     <w:abstractNumId w:val="0"/>
   </w:num>
 </w:numbering>
